--- a/data/jurisprudencias.docx
+++ b/data/jurisprudencias.docx
@@ -12,9 +12,9 @@
         <w:tblCaption w:val="Acórdãos TCU"/>
       </w:tblPr>
       <w:tblGrid>
-        <w:gridCol w:w="425"/>
-        <w:gridCol w:w="2411"/>
-        <w:gridCol w:w="8221"/>
+        <w:gridCol w:w="567"/>
+        <w:gridCol w:w="2552"/>
+        <w:gridCol w:w="7938"/>
       </w:tblGrid>
       <w:tr>
         <w:tc>
@@ -47,7 +47,7 @@
       <w:tr>
         <w:tc>
           <w:tcPr>
-            <w:tcW w:w="425" w:type="dxa"/>
+            <w:tcW w:w="567" w:type="dxa"/>
           </w:tcPr>
           <w:p>
             <w:pPr>
@@ -69,7 +69,7 @@
         </w:tc>
         <w:tc>
           <w:tcPr>
-            <w:tcW w:w="2411" w:type="dxa"/>
+            <w:tcW w:w="2552" w:type="dxa"/>
           </w:tcPr>
           <w:p>
             <w:pPr>
@@ -111,7 +111,7 @@
         </w:tc>
         <w:tc>
           <w:tcPr>
-            <w:tcW w:w="8221" w:type="dxa"/>
+            <w:tcW w:w="7938" w:type="dxa"/>
           </w:tcPr>
           <w:p>
             <w:pPr>
@@ -166,7 +166,7 @@
       <w:tr>
         <w:tc>
           <w:tcPr>
-            <w:tcW w:w="425" w:type="dxa"/>
+            <w:tcW w:w="567" w:type="dxa"/>
           </w:tcPr>
           <w:p>
             <w:pPr>
@@ -188,7 +188,7 @@
         </w:tc>
         <w:tc>
           <w:tcPr>
-            <w:tcW w:w="2411" w:type="dxa"/>
+            <w:tcW w:w="2552" w:type="dxa"/>
           </w:tcPr>
           <w:p>
             <w:pPr>
@@ -257,7 +257,7 @@
         </w:tc>
         <w:tc>
           <w:tcPr>
-            <w:tcW w:w="8221" w:type="dxa"/>
+            <w:tcW w:w="7938" w:type="dxa"/>
           </w:tcPr>
           <w:p>
             <w:pPr>
@@ -308,7 +308,7 @@
       <w:tr>
         <w:tc>
           <w:tcPr>
-            <w:tcW w:w="425" w:type="dxa"/>
+            <w:tcW w:w="567" w:type="dxa"/>
           </w:tcPr>
           <w:p>
             <w:pPr>
@@ -330,7 +330,7 @@
         </w:tc>
         <w:tc>
           <w:tcPr>
-            <w:tcW w:w="2411" w:type="dxa"/>
+            <w:tcW w:w="2552" w:type="dxa"/>
           </w:tcPr>
           <w:p>
             <w:pPr>
@@ -375,7 +375,7 @@
         </w:tc>
         <w:tc>
           <w:tcPr>
-            <w:tcW w:w="8221" w:type="dxa"/>
+            <w:tcW w:w="7938" w:type="dxa"/>
           </w:tcPr>
           <w:p>
             <w:pPr>
@@ -414,7 +414,7 @@
       <w:tr>
         <w:tc>
           <w:tcPr>
-            <w:tcW w:w="425" w:type="dxa"/>
+            <w:tcW w:w="567" w:type="dxa"/>
           </w:tcPr>
           <w:p>
             <w:pPr>
@@ -436,7 +436,7 @@
         </w:tc>
         <w:tc>
           <w:tcPr>
-            <w:tcW w:w="2411" w:type="dxa"/>
+            <w:tcW w:w="2552" w:type="dxa"/>
           </w:tcPr>
           <w:p>
             <w:pPr>
@@ -479,7 +479,7 @@
         </w:tc>
         <w:tc>
           <w:tcPr>
-            <w:tcW w:w="8221" w:type="dxa"/>
+            <w:tcW w:w="7938" w:type="dxa"/>
           </w:tcPr>
           <w:p>
             <w:pPr>
@@ -821,7 +821,7 @@
       <w:tr>
         <w:tc>
           <w:tcPr>
-            <w:tcW w:w="425" w:type="dxa"/>
+            <w:tcW w:w="567" w:type="dxa"/>
           </w:tcPr>
           <w:p>
             <w:pPr>
@@ -843,7 +843,7 @@
         </w:tc>
         <w:tc>
           <w:tcPr>
-            <w:tcW w:w="2411" w:type="dxa"/>
+            <w:tcW w:w="2552" w:type="dxa"/>
           </w:tcPr>
           <w:p>
             <w:pPr>
@@ -888,7 +888,7 @@
         </w:tc>
         <w:tc>
           <w:tcPr>
-            <w:tcW w:w="8221" w:type="dxa"/>
+            <w:tcW w:w="7938" w:type="dxa"/>
           </w:tcPr>
           <w:p>
             <w:pPr>
@@ -1051,7 +1051,7 @@
       <w:tr>
         <w:tc>
           <w:tcPr>
-            <w:tcW w:w="425" w:type="dxa"/>
+            <w:tcW w:w="567" w:type="dxa"/>
           </w:tcPr>
           <w:p>
             <w:pPr>
@@ -1073,7 +1073,7 @@
         </w:tc>
         <w:tc>
           <w:tcPr>
-            <w:tcW w:w="2411" w:type="dxa"/>
+            <w:tcW w:w="2552" w:type="dxa"/>
           </w:tcPr>
           <w:p>
             <w:pPr>
@@ -1112,21 +1112,14 @@
                 <w:sz w:val="20"/>
                 <w:szCs w:val="20"/>
               </w:rPr>
-              <w:t xml:space="preserve">(Certificação ISO. Demonstração de </w:t>
-            </w:r>
-            <w:r>
-              <w:rPr>
-                <w:sz w:val="20"/>
-                <w:szCs w:val="20"/>
-              </w:rPr>
               <w:lastRenderedPageBreak/>
-              <w:t>capacidade técnica. Capacidade operacional.)</w:t>
-            </w:r>
-          </w:p>
-        </w:tc>
-        <w:tc>
-          <w:tcPr>
-            <w:tcW w:w="8221" w:type="dxa"/>
+              <w:t>(Certificação ISO. Demonstração de capacidade técnica. Capacidade operacional.)</w:t>
+            </w:r>
+          </w:p>
+        </w:tc>
+        <w:tc>
+          <w:tcPr>
+            <w:tcW w:w="7938" w:type="dxa"/>
           </w:tcPr>
           <w:p>
             <w:pPr>
@@ -1168,7 +1161,7 @@
                 <w:sz w:val="20"/>
                 <w:szCs w:val="20"/>
               </w:rPr>
-              <w:t xml:space="preserve">pode ser entendida como a demonstração da capacidade técnica do quadro de pessoal integrada com a experiência </w:t>
+              <w:t xml:space="preserve">pode ser entendida como a </w:t>
             </w:r>
             <w:r>
               <w:rPr>
@@ -1178,7 +1171,7 @@
                 <w:szCs w:val="20"/>
               </w:rPr>
               <w:lastRenderedPageBreak/>
-              <w:t>organizacional da empresa e seus meios de produção, ou seja, a sua própria capacidade operacional</w:t>
+              <w:t>demonstração da capacidade técnica do quadro de pessoal integrada com a experiência organizacional da empresa e seus meios de produção, ou seja, a sua própria capacidade operacional</w:t>
             </w:r>
             <w:r>
               <w:rPr>
@@ -1210,7 +1203,7 @@
       <w:tr>
         <w:tc>
           <w:tcPr>
-            <w:tcW w:w="425" w:type="dxa"/>
+            <w:tcW w:w="567" w:type="dxa"/>
           </w:tcPr>
           <w:p>
             <w:pPr>
@@ -1233,7 +1226,7 @@
         </w:tc>
         <w:tc>
           <w:tcPr>
-            <w:tcW w:w="2411" w:type="dxa"/>
+            <w:tcW w:w="2552" w:type="dxa"/>
           </w:tcPr>
           <w:p>
             <w:pPr>
@@ -1278,7 +1271,7 @@
         </w:tc>
         <w:tc>
           <w:tcPr>
-            <w:tcW w:w="8221" w:type="dxa"/>
+            <w:tcW w:w="7938" w:type="dxa"/>
           </w:tcPr>
           <w:p>
             <w:pPr>
@@ -1326,7 +1319,23 @@
                 <w:sz w:val="20"/>
                 <w:szCs w:val="20"/>
               </w:rPr>
-              <w:t xml:space="preserve">, da IN Seges-MPDG 5/2017 (aplicada no âmbito da Lei 14.133/2021 por força do art. 1º da IN Seges-ME 98/2022), </w:t>
+              <w:t xml:space="preserve">, da IN Seges-MPDG 5/2017 (aplicada no âmbito da Lei 14.133/2021 por força do art. 1º da IN </w:t>
+            </w:r>
+            <w:proofErr w:type="spellStart"/>
+            <w:r>
+              <w:rPr>
+                <w:sz w:val="20"/>
+                <w:szCs w:val="20"/>
+              </w:rPr>
+              <w:t>Seges-ME</w:t>
+            </w:r>
+            <w:proofErr w:type="spellEnd"/>
+            <w:r>
+              <w:rPr>
+                <w:sz w:val="20"/>
+                <w:szCs w:val="20"/>
+              </w:rPr>
+              <w:t xml:space="preserve"> 98/2022), </w:t>
             </w:r>
             <w:r>
               <w:rPr>
@@ -1350,7 +1359,7 @@
       <w:tr>
         <w:tc>
           <w:tcPr>
-            <w:tcW w:w="425" w:type="dxa"/>
+            <w:tcW w:w="567" w:type="dxa"/>
           </w:tcPr>
           <w:p>
             <w:pPr>
@@ -1372,7 +1381,7 @@
         </w:tc>
         <w:tc>
           <w:tcPr>
-            <w:tcW w:w="2411" w:type="dxa"/>
+            <w:tcW w:w="2552" w:type="dxa"/>
           </w:tcPr>
           <w:p>
             <w:pPr>
@@ -1414,7 +1423,7 @@
         </w:tc>
         <w:tc>
           <w:tcPr>
-            <w:tcW w:w="8221" w:type="dxa"/>
+            <w:tcW w:w="7938" w:type="dxa"/>
           </w:tcPr>
           <w:p>
             <w:pPr>
@@ -1440,6 +1449,644 @@
               </w:rPr>
               <w:t>contribuem para o superfaturamento dos serviços, sujeitando-se à responsabilização solidária pelo dano evidenciado</w:t>
             </w:r>
+            <w:r>
+              <w:rPr>
+                <w:sz w:val="20"/>
+                <w:szCs w:val="20"/>
+              </w:rPr>
+              <w:t>.</w:t>
+            </w:r>
+          </w:p>
+        </w:tc>
+      </w:tr>
+      <w:tr>
+        <w:tc>
+          <w:tcPr>
+            <w:tcW w:w="567" w:type="dxa"/>
+          </w:tcPr>
+          <w:p>
+            <w:pPr>
+              <w:pStyle w:val="PargrafodaLista"/>
+              <w:ind w:left="0"/>
+              <w:rPr>
+                <w:sz w:val="20"/>
+                <w:szCs w:val="20"/>
+              </w:rPr>
+            </w:pPr>
+            <w:r>
+              <w:rPr>
+                <w:sz w:val="20"/>
+                <w:szCs w:val="20"/>
+              </w:rPr>
+              <w:t>9</w:t>
+            </w:r>
+          </w:p>
+        </w:tc>
+        <w:tc>
+          <w:tcPr>
+            <w:tcW w:w="2552" w:type="dxa"/>
+          </w:tcPr>
+          <w:p>
+            <w:pPr>
+              <w:pStyle w:val="PargrafodaLista"/>
+              <w:ind w:left="0"/>
+              <w:rPr>
+                <w:sz w:val="20"/>
+                <w:szCs w:val="20"/>
+              </w:rPr>
+            </w:pPr>
+            <w:hyperlink r:id="rId23" w:history="1">
+              <w:r>
+                <w:rPr>
+                  <w:rStyle w:val="Hyperlink"/>
+                  <w:sz w:val="20"/>
+                  <w:szCs w:val="20"/>
+                </w:rPr>
+                <w:t>Acórdão 1604/2025 Plenário</w:t>
+              </w:r>
+            </w:hyperlink>
+            <w:r>
+              <w:rPr>
+                <w:sz w:val="20"/>
+                <w:szCs w:val="20"/>
+              </w:rPr>
+              <w:br/>
+              <w:t>(</w:t>
+            </w:r>
+            <w:r>
+              <w:rPr>
+                <w:sz w:val="20"/>
+                <w:szCs w:val="20"/>
+              </w:rPr>
+              <w:t xml:space="preserve">Licitação. Qualificação técnica. Atestado de capacidade técnica. Cessão de mão de obra. Exigência. Quantidade. Limite </w:t>
+            </w:r>
+          </w:p>
+          <w:p>
+            <w:pPr>
+              <w:pStyle w:val="PargrafodaLista"/>
+              <w:ind w:left="0"/>
+              <w:rPr>
+                <w:sz w:val="20"/>
+                <w:szCs w:val="20"/>
+              </w:rPr>
+            </w:pPr>
+            <w:r>
+              <w:rPr>
+                <w:sz w:val="20"/>
+                <w:szCs w:val="20"/>
+              </w:rPr>
+              <w:t>máximo.</w:t>
+            </w:r>
+            <w:r>
+              <w:rPr>
+                <w:sz w:val="20"/>
+                <w:szCs w:val="20"/>
+              </w:rPr>
+              <w:t>)</w:t>
+            </w:r>
+          </w:p>
+        </w:tc>
+        <w:tc>
+          <w:tcPr>
+            <w:tcW w:w="7938" w:type="dxa"/>
+          </w:tcPr>
+          <w:p>
+            <w:pPr>
+              <w:jc w:val="both"/>
+              <w:rPr>
+                <w:sz w:val="20"/>
+                <w:szCs w:val="20"/>
+              </w:rPr>
+            </w:pPr>
+            <w:r>
+              <w:rPr>
+                <w:sz w:val="20"/>
+                <w:szCs w:val="20"/>
+              </w:rPr>
+              <w:t xml:space="preserve">Na contratação de serviços por postos de trabalho, </w:t>
+            </w:r>
+            <w:r>
+              <w:rPr>
+                <w:b/>
+                <w:bCs/>
+                <w:sz w:val="20"/>
+                <w:szCs w:val="20"/>
+              </w:rPr>
+              <w:t>é irregular a exigência editalícia que condicione a habilitação do licitante à apresentação de atestados comprovando a execução simultânea de 100% dos postos previstos</w:t>
+            </w:r>
+            <w:r>
+              <w:rPr>
+                <w:sz w:val="20"/>
+                <w:szCs w:val="20"/>
+              </w:rPr>
+              <w:t xml:space="preserve">, pois o item 10.6, “c.2”, do Anexo VII-A da IN Seges MP 5/2017 é incompatível com a Lei 14.133/2021 que, em função da hierarquia normativa, deve prevalecer. O </w:t>
+            </w:r>
+            <w:hyperlink r:id="rId24" w:history="1">
+              <w:r>
+                <w:rPr>
+                  <w:rStyle w:val="Hyperlink"/>
+                  <w:sz w:val="20"/>
+                  <w:szCs w:val="20"/>
+                </w:rPr>
+                <w:t>art. 67, § 2º</w:t>
+              </w:r>
+            </w:hyperlink>
+            <w:r>
+              <w:rPr>
+                <w:sz w:val="20"/>
+                <w:szCs w:val="20"/>
+              </w:rPr>
+              <w:t>, da referida lei prevê que será admitida a exigência de atestados com quantidades mínimas de até 50% das parcelas de maior relevância ou valor significativo do objeto da licitação, sem exceções no que concerne ao quantitativo de postos de trabalho.</w:t>
+            </w:r>
+          </w:p>
+        </w:tc>
+      </w:tr>
+      <w:tr>
+        <w:tc>
+          <w:tcPr>
+            <w:tcW w:w="567" w:type="dxa"/>
+          </w:tcPr>
+          <w:p>
+            <w:pPr>
+              <w:pStyle w:val="PargrafodaLista"/>
+              <w:ind w:left="0"/>
+              <w:rPr>
+                <w:sz w:val="20"/>
+                <w:szCs w:val="20"/>
+              </w:rPr>
+            </w:pPr>
+            <w:r>
+              <w:rPr>
+                <w:sz w:val="20"/>
+                <w:szCs w:val="20"/>
+              </w:rPr>
+              <w:t>10</w:t>
+            </w:r>
+          </w:p>
+        </w:tc>
+        <w:tc>
+          <w:tcPr>
+            <w:tcW w:w="2552" w:type="dxa"/>
+          </w:tcPr>
+          <w:p>
+            <w:pPr>
+              <w:pStyle w:val="PargrafodaLista"/>
+              <w:ind w:left="0"/>
+              <w:rPr>
+                <w:sz w:val="20"/>
+                <w:szCs w:val="20"/>
+              </w:rPr>
+            </w:pPr>
+            <w:hyperlink r:id="rId25" w:history="1">
+              <w:r>
+                <w:rPr>
+                  <w:rStyle w:val="Hyperlink"/>
+                  <w:sz w:val="20"/>
+                  <w:szCs w:val="20"/>
+                </w:rPr>
+                <w:t>Acórdão 1622/2025 Plenário</w:t>
+              </w:r>
+            </w:hyperlink>
+            <w:r>
+              <w:rPr>
+                <w:sz w:val="20"/>
+                <w:szCs w:val="20"/>
+              </w:rPr>
+              <w:br/>
+            </w:r>
+            <w:r>
+              <w:rPr>
+                <w:sz w:val="20"/>
+                <w:szCs w:val="20"/>
+              </w:rPr>
+              <w:t>(Licitação. Habilitação de licitante. Exigência. Cadastro. Requisito. Rol taxativo.)</w:t>
+            </w:r>
+          </w:p>
+        </w:tc>
+        <w:tc>
+          <w:tcPr>
+            <w:tcW w:w="7938" w:type="dxa"/>
+          </w:tcPr>
+          <w:p>
+            <w:pPr>
+              <w:jc w:val="both"/>
+              <w:rPr>
+                <w:sz w:val="20"/>
+                <w:szCs w:val="20"/>
+              </w:rPr>
+            </w:pPr>
+            <w:r>
+              <w:rPr>
+                <w:sz w:val="20"/>
+                <w:szCs w:val="20"/>
+              </w:rPr>
+              <w:t>É irregular a exigência de registro cadastral emitido por órgão ou entidade pública como condição de habilitação de licitante,</w:t>
+            </w:r>
+            <w:r>
+              <w:rPr>
+                <w:sz w:val="20"/>
+                <w:szCs w:val="20"/>
+              </w:rPr>
+              <w:t xml:space="preserve"> </w:t>
+            </w:r>
+            <w:r>
+              <w:rPr>
+                <w:sz w:val="20"/>
+                <w:szCs w:val="20"/>
+              </w:rPr>
+              <w:t xml:space="preserve">por falta de amparo legal, uma vez que não consta do rol taxativo dos requisitos de habilitação previstos nos </w:t>
+            </w:r>
+            <w:hyperlink r:id="rId26" w:history="1">
+              <w:proofErr w:type="spellStart"/>
+              <w:r>
+                <w:rPr>
+                  <w:rStyle w:val="Hyperlink"/>
+                  <w:sz w:val="20"/>
+                  <w:szCs w:val="20"/>
+                </w:rPr>
+                <w:t>arts</w:t>
+              </w:r>
+              <w:proofErr w:type="spellEnd"/>
+              <w:r>
+                <w:rPr>
+                  <w:rStyle w:val="Hyperlink"/>
+                  <w:sz w:val="20"/>
+                  <w:szCs w:val="20"/>
+                </w:rPr>
+                <w:t>. 66</w:t>
+              </w:r>
+            </w:hyperlink>
+            <w:r>
+              <w:rPr>
+                <w:sz w:val="20"/>
+                <w:szCs w:val="20"/>
+              </w:rPr>
+              <w:t xml:space="preserve"> a </w:t>
+            </w:r>
+            <w:hyperlink r:id="rId27" w:history="1">
+              <w:r>
+                <w:rPr>
+                  <w:rStyle w:val="Hyperlink"/>
+                  <w:sz w:val="20"/>
+                  <w:szCs w:val="20"/>
+                </w:rPr>
+                <w:t>69 da</w:t>
+              </w:r>
+              <w:r>
+                <w:rPr>
+                  <w:rStyle w:val="Hyperlink"/>
+                  <w:sz w:val="20"/>
+                  <w:szCs w:val="20"/>
+                </w:rPr>
+                <w:t xml:space="preserve"> </w:t>
+              </w:r>
+              <w:r>
+                <w:rPr>
+                  <w:rStyle w:val="Hyperlink"/>
+                  <w:sz w:val="20"/>
+                  <w:szCs w:val="20"/>
+                </w:rPr>
+                <w:t>Lei 14.133/2021</w:t>
+              </w:r>
+            </w:hyperlink>
+            <w:r>
+              <w:rPr>
+                <w:sz w:val="20"/>
+                <w:szCs w:val="20"/>
+              </w:rPr>
+              <w:t xml:space="preserve">. </w:t>
+            </w:r>
+            <w:r>
+              <w:rPr>
+                <w:sz w:val="20"/>
+                <w:szCs w:val="20"/>
+              </w:rPr>
+              <w:br/>
+            </w:r>
+            <w:r>
+              <w:rPr>
+                <w:sz w:val="20"/>
+                <w:szCs w:val="20"/>
+              </w:rPr>
+              <w:t xml:space="preserve">Tal exigência não observa o caráter facultativo e as demais condições previstas no </w:t>
+            </w:r>
+            <w:hyperlink r:id="rId28" w:history="1">
+              <w:r>
+                <w:rPr>
+                  <w:rStyle w:val="Hyperlink"/>
+                  <w:sz w:val="20"/>
+                  <w:szCs w:val="20"/>
+                </w:rPr>
+                <w:t>art. 70, inciso II</w:t>
+              </w:r>
+            </w:hyperlink>
+            <w:r>
+              <w:rPr>
+                <w:sz w:val="20"/>
+                <w:szCs w:val="20"/>
+              </w:rPr>
+              <w:t>, da</w:t>
+            </w:r>
+            <w:r>
+              <w:rPr>
+                <w:sz w:val="20"/>
+                <w:szCs w:val="20"/>
+              </w:rPr>
+              <w:t xml:space="preserve"> </w:t>
+            </w:r>
+            <w:r>
+              <w:rPr>
+                <w:sz w:val="20"/>
+                <w:szCs w:val="20"/>
+              </w:rPr>
+              <w:t>mesma lei, aplicáveis ao referido registro.</w:t>
+            </w:r>
+          </w:p>
+        </w:tc>
+      </w:tr>
+      <w:tr>
+        <w:tc>
+          <w:tcPr>
+            <w:tcW w:w="567" w:type="dxa"/>
+          </w:tcPr>
+          <w:p>
+            <w:pPr>
+              <w:pStyle w:val="PargrafodaLista"/>
+              <w:ind w:left="0"/>
+              <w:rPr>
+                <w:sz w:val="20"/>
+                <w:szCs w:val="20"/>
+              </w:rPr>
+            </w:pPr>
+            <w:r>
+              <w:rPr>
+                <w:sz w:val="20"/>
+                <w:szCs w:val="20"/>
+              </w:rPr>
+              <w:t>11</w:t>
+            </w:r>
+          </w:p>
+        </w:tc>
+        <w:tc>
+          <w:tcPr>
+            <w:tcW w:w="2552" w:type="dxa"/>
+          </w:tcPr>
+          <w:p>
+            <w:pPr>
+              <w:pStyle w:val="PargrafodaLista"/>
+              <w:ind w:left="0"/>
+              <w:rPr>
+                <w:sz w:val="20"/>
+                <w:szCs w:val="20"/>
+              </w:rPr>
+            </w:pPr>
+            <w:hyperlink r:id="rId29" w:history="1">
+              <w:r>
+                <w:rPr>
+                  <w:rStyle w:val="Hyperlink"/>
+                  <w:sz w:val="20"/>
+                  <w:szCs w:val="20"/>
+                </w:rPr>
+                <w:t>Acórdão 1564/2025 Plenário</w:t>
+              </w:r>
+            </w:hyperlink>
+            <w:r>
+              <w:rPr>
+                <w:sz w:val="20"/>
+                <w:szCs w:val="20"/>
+              </w:rPr>
+              <w:t xml:space="preserve"> </w:t>
+            </w:r>
+            <w:r>
+              <w:rPr>
+                <w:sz w:val="20"/>
+                <w:szCs w:val="20"/>
+              </w:rPr>
+              <w:br/>
+            </w:r>
+            <w:r>
+              <w:rPr>
+                <w:sz w:val="20"/>
+                <w:szCs w:val="20"/>
+              </w:rPr>
+              <w:t xml:space="preserve">(Licitação. Registro de preços. Ata de registro de preços. Edital de licitação. Quantidade. Cotação. Parcialidade. Licitante. </w:t>
+            </w:r>
+          </w:p>
+          <w:p>
+            <w:pPr>
+              <w:pStyle w:val="PargrafodaLista"/>
+              <w:ind w:left="0"/>
+              <w:rPr>
+                <w:sz w:val="20"/>
+                <w:szCs w:val="20"/>
+              </w:rPr>
+            </w:pPr>
+            <w:r>
+              <w:rPr>
+                <w:sz w:val="20"/>
+                <w:szCs w:val="20"/>
+              </w:rPr>
+              <w:t>Desclassificação.)</w:t>
+            </w:r>
+          </w:p>
+        </w:tc>
+        <w:tc>
+          <w:tcPr>
+            <w:tcW w:w="7938" w:type="dxa"/>
+          </w:tcPr>
+          <w:p>
+            <w:pPr>
+              <w:jc w:val="both"/>
+              <w:rPr>
+                <w:sz w:val="20"/>
+                <w:szCs w:val="20"/>
+              </w:rPr>
+            </w:pPr>
+            <w:r>
+              <w:rPr>
+                <w:sz w:val="20"/>
+                <w:szCs w:val="20"/>
+              </w:rPr>
+              <w:t>Em licitação para registro de preços que permita cotação parcial (</w:t>
+            </w:r>
+            <w:hyperlink r:id="rId30" w:history="1">
+              <w:r>
+                <w:rPr>
+                  <w:rStyle w:val="Hyperlink"/>
+                  <w:sz w:val="20"/>
+                  <w:szCs w:val="20"/>
+                </w:rPr>
+                <w:t>art. 82, inciso IV, da Lei 14.133/2021</w:t>
+              </w:r>
+            </w:hyperlink>
+            <w:r>
+              <w:rPr>
+                <w:sz w:val="20"/>
+                <w:szCs w:val="20"/>
+              </w:rPr>
+              <w:t>), caso a proposta de</w:t>
+            </w:r>
+            <w:r>
+              <w:rPr>
+                <w:sz w:val="20"/>
+                <w:szCs w:val="20"/>
+              </w:rPr>
+              <w:t xml:space="preserve"> </w:t>
+            </w:r>
+            <w:r>
+              <w:rPr>
+                <w:sz w:val="20"/>
+                <w:szCs w:val="20"/>
+              </w:rPr>
+              <w:t>menor preço seja para quantitativo inferior ao máximo previsto no edital, é irregular a desclassificação de licitantes que apresentaram preços abaixo do valor de referência para todo o quantitativo licitado, mas que não igualaram o preço da melhor proposta. Tal procedimento impede a formação do cadastro de reserva e, na prática, inviabiliza o fornecimento do saldo remanescente.</w:t>
+            </w:r>
+          </w:p>
+        </w:tc>
+      </w:tr>
+      <w:tr>
+        <w:tc>
+          <w:tcPr>
+            <w:tcW w:w="567" w:type="dxa"/>
+          </w:tcPr>
+          <w:p>
+            <w:pPr>
+              <w:pStyle w:val="PargrafodaLista"/>
+              <w:ind w:left="0"/>
+              <w:rPr>
+                <w:sz w:val="20"/>
+                <w:szCs w:val="20"/>
+              </w:rPr>
+            </w:pPr>
+            <w:r>
+              <w:rPr>
+                <w:sz w:val="20"/>
+                <w:szCs w:val="20"/>
+              </w:rPr>
+              <w:t>12</w:t>
+            </w:r>
+          </w:p>
+        </w:tc>
+        <w:tc>
+          <w:tcPr>
+            <w:tcW w:w="2552" w:type="dxa"/>
+          </w:tcPr>
+          <w:p>
+            <w:pPr>
+              <w:jc w:val="both"/>
+              <w:rPr>
+                <w:sz w:val="20"/>
+                <w:szCs w:val="20"/>
+              </w:rPr>
+            </w:pPr>
+            <w:hyperlink r:id="rId31" w:history="1">
+              <w:r>
+                <w:rPr>
+                  <w:rStyle w:val="Hyperlink"/>
+                  <w:sz w:val="20"/>
+                  <w:szCs w:val="20"/>
+                </w:rPr>
+                <w:t>Acórdão 1571/2025 Plenário</w:t>
+              </w:r>
+            </w:hyperlink>
+            <w:r>
+              <w:rPr>
+                <w:sz w:val="20"/>
+                <w:szCs w:val="20"/>
+              </w:rPr>
+              <w:t xml:space="preserve"> (Licitação. Pregão. Princípio da publicidade. Transparência. Sessão. Suspensão. Comunicação. Tempestividade. Pregão </w:t>
+            </w:r>
+          </w:p>
+          <w:p>
+            <w:pPr>
+              <w:jc w:val="both"/>
+              <w:rPr>
+                <w:sz w:val="20"/>
+                <w:szCs w:val="20"/>
+              </w:rPr>
+            </w:pPr>
+            <w:r>
+              <w:rPr>
+                <w:sz w:val="20"/>
+                <w:szCs w:val="20"/>
+              </w:rPr>
+              <w:t>eletrônico.)</w:t>
+            </w:r>
+          </w:p>
+        </w:tc>
+        <w:tc>
+          <w:tcPr>
+            <w:tcW w:w="7938" w:type="dxa"/>
+          </w:tcPr>
+          <w:p>
+            <w:pPr>
+              <w:jc w:val="both"/>
+              <w:rPr>
+                <w:sz w:val="20"/>
+                <w:szCs w:val="20"/>
+              </w:rPr>
+            </w:pPr>
+            <w:r>
+              <w:rPr>
+                <w:sz w:val="20"/>
+                <w:szCs w:val="20"/>
+              </w:rPr>
+              <w:t>No pregão eletrônico, a falta de publicação de reabertura da sessão pública, via sistema (chat), com indicação de data e hora</w:t>
+            </w:r>
+            <w:r>
+              <w:rPr>
+                <w:sz w:val="20"/>
+                <w:szCs w:val="20"/>
+              </w:rPr>
+              <w:t xml:space="preserve"> </w:t>
+            </w:r>
+            <w:r>
+              <w:rPr>
+                <w:sz w:val="20"/>
+                <w:szCs w:val="20"/>
+              </w:rPr>
+              <w:t>e com antecedência de, no mínimo, 24 horas, bem assim com registro da ocorrência em ata, viola os princípios da publicidade</w:t>
+            </w:r>
+            <w:r>
+              <w:rPr>
+                <w:sz w:val="20"/>
+                <w:szCs w:val="20"/>
+              </w:rPr>
+              <w:t xml:space="preserve"> </w:t>
+            </w:r>
+            <w:r>
+              <w:rPr>
+                <w:sz w:val="20"/>
+                <w:szCs w:val="20"/>
+              </w:rPr>
+              <w:t xml:space="preserve">e da transparência previstos no </w:t>
+            </w:r>
+            <w:hyperlink r:id="rId32" w:history="1">
+              <w:r>
+                <w:rPr>
+                  <w:rStyle w:val="Hyperlink"/>
+                  <w:sz w:val="20"/>
+                  <w:szCs w:val="20"/>
+                </w:rPr>
+                <w:t>art. 5º da Lei 14.133/2021</w:t>
+              </w:r>
+            </w:hyperlink>
+            <w:r>
+              <w:rPr>
+                <w:sz w:val="20"/>
+                <w:szCs w:val="20"/>
+              </w:rPr>
+              <w:t xml:space="preserve">, e desatende o disposto no </w:t>
+            </w:r>
+            <w:hyperlink r:id="rId33" w:history="1">
+              <w:r>
+                <w:rPr>
+                  <w:rStyle w:val="Hyperlink"/>
+                  <w:sz w:val="20"/>
+                  <w:szCs w:val="20"/>
+                </w:rPr>
+                <w:t>art. 43 da IN Seges ME 73/2022</w:t>
+              </w:r>
+            </w:hyperlink>
             <w:r>
               <w:rPr>
                 <w:sz w:val="20"/>
@@ -1563,7 +2210,7 @@
                 <w:szCs w:val="20"/>
               </w:rPr>
             </w:pPr>
-            <w:hyperlink r:id="rId23" w:history="1">
+            <w:hyperlink r:id="rId34" w:history="1">
               <w:r>
                 <w:rPr>
                   <w:rStyle w:val="Hyperlink"/>
@@ -1711,7 +2358,7 @@
             <w:tcW w:w="1090" w:type="pct"/>
           </w:tcPr>
           <w:p>
-            <w:hyperlink r:id="rId24" w:history="1">
+            <w:hyperlink r:id="rId35" w:history="1">
               <w:r>
                 <w:rPr>
                   <w:rStyle w:val="Hyperlink"/>
@@ -2569,7 +3216,6 @@
   <w:style w:type="character" w:default="1" w:styleId="Fontepargpadro">
     <w:name w:val="Default Paragraph Font"/>
     <w:uiPriority w:val="1"/>
-    <w:semiHidden/>
     <w:unhideWhenUsed/>
   </w:style>
   <w:style w:type="table" w:default="1" w:styleId="Tabelanormal">

--- a/data/jurisprudencias.docx
+++ b/data/jurisprudencias.docx
@@ -650,7 +650,23 @@
                 <w:sz w:val="20"/>
                 <w:szCs w:val="20"/>
               </w:rPr>
-              <w:t>I - melhor técnica; ou</w:t>
+              <w:t xml:space="preserve">I - </w:t>
+            </w:r>
+            <w:proofErr w:type="gramStart"/>
+            <w:r>
+              <w:rPr>
+                <w:sz w:val="20"/>
+                <w:szCs w:val="20"/>
+              </w:rPr>
+              <w:t>melhor</w:t>
+            </w:r>
+            <w:proofErr w:type="gramEnd"/>
+            <w:r>
+              <w:rPr>
+                <w:sz w:val="20"/>
+                <w:szCs w:val="20"/>
+              </w:rPr>
+              <w:t xml:space="preserve"> técnica; ou</w:t>
             </w:r>
           </w:p>
           <w:p>
@@ -667,7 +683,23 @@
                 <w:sz w:val="20"/>
                 <w:szCs w:val="20"/>
               </w:rPr>
-              <w:t xml:space="preserve">II - técnica e preço, na </w:t>
+              <w:t xml:space="preserve">II - </w:t>
+            </w:r>
+            <w:proofErr w:type="gramStart"/>
+            <w:r>
+              <w:rPr>
+                <w:sz w:val="20"/>
+                <w:szCs w:val="20"/>
+              </w:rPr>
+              <w:t>técnica</w:t>
+            </w:r>
+            <w:proofErr w:type="gramEnd"/>
+            <w:r>
+              <w:rPr>
+                <w:sz w:val="20"/>
+                <w:szCs w:val="20"/>
+              </w:rPr>
+              <w:t xml:space="preserve"> e preço, na </w:t>
             </w:r>
             <w:r>
               <w:rPr>
@@ -1511,38 +1543,24 @@
                 <w:szCs w:val="20"/>
               </w:rPr>
               <w:br/>
-              <w:t>(</w:t>
-            </w:r>
-            <w:r>
-              <w:rPr>
-                <w:sz w:val="20"/>
-                <w:szCs w:val="20"/>
-              </w:rPr>
-              <w:t xml:space="preserve">Licitação. Qualificação técnica. Atestado de capacidade técnica. Cessão de mão de obra. Exigência. Quantidade. Limite </w:t>
-            </w:r>
-          </w:p>
-          <w:p>
-            <w:pPr>
-              <w:pStyle w:val="PargrafodaLista"/>
-              <w:ind w:left="0"/>
-              <w:rPr>
-                <w:sz w:val="20"/>
-                <w:szCs w:val="20"/>
-              </w:rPr>
-            </w:pPr>
-            <w:r>
-              <w:rPr>
-                <w:sz w:val="20"/>
-                <w:szCs w:val="20"/>
-              </w:rPr>
-              <w:t>máximo.</w:t>
-            </w:r>
-            <w:r>
-              <w:rPr>
-                <w:sz w:val="20"/>
-                <w:szCs w:val="20"/>
-              </w:rPr>
-              <w:t>)</w:t>
+              <w:t xml:space="preserve">(Licitação. Qualificação técnica. Atestado de capacidade técnica. Cessão de mão de obra. Exigência. Quantidade. Limite </w:t>
+            </w:r>
+          </w:p>
+          <w:p>
+            <w:pPr>
+              <w:pStyle w:val="PargrafodaLista"/>
+              <w:ind w:left="0"/>
+              <w:rPr>
+                <w:sz w:val="20"/>
+                <w:szCs w:val="20"/>
+              </w:rPr>
+            </w:pPr>
+            <w:r>
+              <w:rPr>
+                <w:sz w:val="20"/>
+                <w:szCs w:val="20"/>
+              </w:rPr>
+              <w:t>máximo.)</w:t>
             </w:r>
           </w:p>
         </w:tc>
@@ -1581,7 +1599,7 @@
               </w:rPr>
               <w:t xml:space="preserve">, pois o item 10.6, “c.2”, do Anexo VII-A da IN Seges MP 5/2017 é incompatível com a Lei 14.133/2021 que, em função da hierarquia normativa, deve prevalecer. O </w:t>
             </w:r>
-            <w:hyperlink r:id="rId24" w:history="1">
+            <w:hyperlink r:id="rId24" w:anchor=":~:text=%C2%A7%202%C2%BA%20Observado%20o%20disposto%20no%20caput%20e%20no%20%C2%A7%201%C2%BA%20deste%20artigo%2C%20ser%C3%A1%20admitida%20a%20exig%C3%AAncia%20de%20atestados%20com%20quantidades%20m%C3%ADnimas%20de%20at%C3%A9%2050%25%20(cinquenta%20por%20cento)%20das%20parcelas%20de%20que%20trata%20o%20referido%20par%C3%A1grafo%2C%20vedadas%20limita%C3%A7%C3%B5es%20de%20tempo%20e%20de%20locais%20espec%C3%ADficos%20relativas%20aos%20atestados." w:history="1">
               <w:r>
                 <w:rPr>
                   <w:rStyle w:val="Hyperlink"/>
@@ -1696,7 +1714,7 @@
               </w:rPr>
               <w:t xml:space="preserve">por falta de amparo legal, uma vez que não consta do rol taxativo dos requisitos de habilitação previstos nos </w:t>
             </w:r>
-            <w:hyperlink r:id="rId26" w:history="1">
+            <w:hyperlink r:id="rId26" w:anchor=":~:text=Art.%2066.%20A%20habilita%C3%A7%C3%A3o%20jur%C3%ADdica%20visa%20a%20demonstrar%20a%20capacidade%20de%20o%20licitante%20exercer%20direitos%20e%20assumir%20obriga%C3%A7%C3%B5es%2C%20e%20a%20documenta%C3%A7%C3%A3o%20a%20ser%20apresentada%20por%20ele%20limita%2Dse%20%C3%A0%20comprova%C3%A7%C3%A3o%20de%20exist%C3%AAncia%20jur%C3%ADdica%20da%20pessoa%20e%2C%20quando%20cab%C3%ADvel%2C%20de%20autoriza%C3%A7%C3%A3o%20para%20o%20exerc%C3%ADcio%20da%20atividade%20a%20ser%20contratada." w:history="1">
               <w:proofErr w:type="spellStart"/>
               <w:r>
                 <w:rPr>
@@ -1723,30 +1741,14 @@
               </w:rPr>
               <w:t xml:space="preserve"> a </w:t>
             </w:r>
-            <w:hyperlink r:id="rId27" w:history="1">
+            <w:hyperlink r:id="rId27" w:anchor=":~:text=Art.%2069.%20A,2%20(dois)%20anos." w:history="1">
               <w:r>
                 <w:rPr>
                   <w:rStyle w:val="Hyperlink"/>
                   <w:sz w:val="20"/>
                   <w:szCs w:val="20"/>
                 </w:rPr>
-                <w:t>69 da</w:t>
-              </w:r>
-              <w:r>
-                <w:rPr>
-                  <w:rStyle w:val="Hyperlink"/>
-                  <w:sz w:val="20"/>
-                  <w:szCs w:val="20"/>
-                </w:rPr>
-                <w:t xml:space="preserve"> </w:t>
-              </w:r>
-              <w:r>
-                <w:rPr>
-                  <w:rStyle w:val="Hyperlink"/>
-                  <w:sz w:val="20"/>
-                  <w:szCs w:val="20"/>
-                </w:rPr>
-                <w:t>Lei 14.133/2021</w:t>
+                <w:t>69 da Lei 14.133/2021</w:t>
               </w:r>
             </w:hyperlink>
             <w:r>
@@ -1770,7 +1772,7 @@
               </w:rPr>
               <w:t xml:space="preserve">Tal exigência não observa o caráter facultativo e as demais condições previstas no </w:t>
             </w:r>
-            <w:hyperlink r:id="rId28" w:history="1">
+            <w:hyperlink r:id="rId28" w:anchor=":~:text=II%20%2D%20substitu%C3%ADda%20por%20registro%20cadastral%20emitido%20por%20%C3%B3rg%C3%A3o%20ou%20entidade%20p%C3%BAblica%2C%20desde%20que%20previsto%20no%20edital%20e%20que%20o%20registro%20tenha%20sido%20feito%20em%20obedi%C3%AAncia%20ao%20disposto%20nesta%20Lei%3B" w:history="1">
               <w:r>
                 <w:rPr>
                   <w:rStyle w:val="Hyperlink"/>
@@ -1909,7 +1911,7 @@
               </w:rPr>
               <w:t>Em licitação para registro de preços que permita cotação parcial (</w:t>
             </w:r>
-            <w:hyperlink r:id="rId30" w:history="1">
+            <w:hyperlink r:id="rId30" w:anchor=":~:text=IV%20%2D%20a%20possibilidade%20de%20o%20licitante%20oferecer%20ou%20n%C3%A3o%20proposta%20em%20quantitativo%20inferior%20ao%20m%C3%A1ximo%20previsto%20no%20edital%2C%20obrigando%2Dse%20nos%20limites%20dela%3B" w:history="1">
               <w:r>
                 <w:rPr>
                   <w:rStyle w:val="Hyperlink"/>
@@ -2060,7 +2062,7 @@
               </w:rPr>
               <w:t xml:space="preserve">e da transparência previstos no </w:t>
             </w:r>
-            <w:hyperlink r:id="rId32" w:history="1">
+            <w:hyperlink r:id="rId32" w:anchor=":~:text=Art.%205%C2%BA%20Na,do%20Direito%20Brasileiro)" w:history="1">
               <w:r>
                 <w:rPr>
                   <w:rStyle w:val="Hyperlink"/>
@@ -2077,7 +2079,7 @@
               </w:rPr>
               <w:t xml:space="preserve">, e desatende o disposto no </w:t>
             </w:r>
-            <w:hyperlink r:id="rId33" w:history="1">
+            <w:hyperlink r:id="rId33" w:anchor=":~:text=Art.%2043.%C2%A0%20Na,registrada%20em%20ata." w:history="1">
               <w:r>
                 <w:rPr>
                   <w:rStyle w:val="Hyperlink"/>
@@ -2093,6 +2095,1031 @@
                 <w:szCs w:val="20"/>
               </w:rPr>
               <w:t>.</w:t>
+            </w:r>
+          </w:p>
+        </w:tc>
+      </w:tr>
+      <w:tr>
+        <w:tc>
+          <w:tcPr>
+            <w:tcW w:w="567" w:type="dxa"/>
+          </w:tcPr>
+          <w:p>
+            <w:pPr>
+              <w:pStyle w:val="PargrafodaLista"/>
+              <w:ind w:left="0"/>
+              <w:rPr>
+                <w:sz w:val="20"/>
+                <w:szCs w:val="20"/>
+              </w:rPr>
+            </w:pPr>
+            <w:r>
+              <w:rPr>
+                <w:sz w:val="20"/>
+                <w:szCs w:val="20"/>
+              </w:rPr>
+              <w:t>13</w:t>
+            </w:r>
+          </w:p>
+        </w:tc>
+        <w:tc>
+          <w:tcPr>
+            <w:tcW w:w="2552" w:type="dxa"/>
+          </w:tcPr>
+          <w:p>
+            <w:pPr>
+              <w:jc w:val="both"/>
+            </w:pPr>
+            <w:hyperlink r:id="rId34" w:history="1">
+              <w:r>
+                <w:rPr>
+                  <w:rStyle w:val="Hyperlink"/>
+                  <w:sz w:val="20"/>
+                  <w:szCs w:val="20"/>
+                </w:rPr>
+                <w:t>Acórdão 1733/2025 Plenário</w:t>
+              </w:r>
+            </w:hyperlink>
+            <w:r>
+              <w:rPr>
+                <w:sz w:val="20"/>
+                <w:szCs w:val="20"/>
+              </w:rPr>
+              <w:t xml:space="preserve"> (</w:t>
+            </w:r>
+            <w:r>
+              <w:rPr>
+                <w:sz w:val="20"/>
+                <w:szCs w:val="20"/>
+              </w:rPr>
+              <w:t>Licitação. Julgamento. Critério. Empate. Direito de preferência. Local. Ente da Federação.</w:t>
+            </w:r>
+            <w:r>
+              <w:rPr>
+                <w:sz w:val="20"/>
+                <w:szCs w:val="20"/>
+              </w:rPr>
+              <w:t>)</w:t>
+            </w:r>
+          </w:p>
+        </w:tc>
+        <w:tc>
+          <w:tcPr>
+            <w:tcW w:w="7938" w:type="dxa"/>
+          </w:tcPr>
+          <w:p>
+            <w:pPr>
+              <w:jc w:val="both"/>
+              <w:rPr>
+                <w:sz w:val="20"/>
+                <w:szCs w:val="20"/>
+              </w:rPr>
+            </w:pPr>
+            <w:r>
+              <w:rPr>
+                <w:sz w:val="20"/>
+                <w:szCs w:val="20"/>
+              </w:rPr>
+              <w:t>O critério de desempate por localidade (</w:t>
+            </w:r>
+            <w:hyperlink r:id="rId35" w:history="1">
+              <w:r>
+                <w:rPr>
+                  <w:rStyle w:val="Hyperlink"/>
+                  <w:sz w:val="20"/>
+                  <w:szCs w:val="20"/>
+                </w:rPr>
+                <w:t>art. 60, § 1º, inciso I, da Lei 14.133/2021</w:t>
+              </w:r>
+            </w:hyperlink>
+            <w:r>
+              <w:rPr>
+                <w:sz w:val="20"/>
+                <w:szCs w:val="20"/>
+              </w:rPr>
+              <w:t xml:space="preserve">) </w:t>
+            </w:r>
+            <w:r>
+              <w:rPr>
+                <w:b/>
+                <w:bCs/>
+                <w:i/>
+                <w:iCs/>
+                <w:sz w:val="20"/>
+                <w:szCs w:val="20"/>
+              </w:rPr>
+              <w:t>não se aplica a licitações realizadas no âmbito da Administração Pública Federal</w:t>
+            </w:r>
+            <w:r>
+              <w:rPr>
+                <w:sz w:val="20"/>
+                <w:szCs w:val="20"/>
+              </w:rPr>
+              <w:t xml:space="preserve">, por ausência de expressa previsão legal. </w:t>
+            </w:r>
+            <w:r>
+              <w:rPr>
+                <w:b/>
+                <w:bCs/>
+                <w:i/>
+                <w:iCs/>
+                <w:sz w:val="20"/>
+                <w:szCs w:val="20"/>
+              </w:rPr>
+              <w:t>A preferência por empresas estabelecidas no território do promotor do certame é restrita às licitações realizadas por órgãos e entidades dos entes subnacionais</w:t>
+            </w:r>
+            <w:r>
+              <w:rPr>
+                <w:sz w:val="20"/>
+                <w:szCs w:val="20"/>
+              </w:rPr>
+              <w:t>.</w:t>
+            </w:r>
+          </w:p>
+        </w:tc>
+      </w:tr>
+      <w:tr>
+        <w:tc>
+          <w:tcPr>
+            <w:tcW w:w="567" w:type="dxa"/>
+          </w:tcPr>
+          <w:p>
+            <w:pPr>
+              <w:pStyle w:val="PargrafodaLista"/>
+              <w:ind w:left="0"/>
+              <w:rPr>
+                <w:sz w:val="20"/>
+                <w:szCs w:val="20"/>
+              </w:rPr>
+            </w:pPr>
+            <w:r>
+              <w:rPr>
+                <w:sz w:val="20"/>
+                <w:szCs w:val="20"/>
+              </w:rPr>
+              <w:t>14</w:t>
+            </w:r>
+          </w:p>
+        </w:tc>
+        <w:tc>
+          <w:tcPr>
+            <w:tcW w:w="2552" w:type="dxa"/>
+          </w:tcPr>
+          <w:p>
+            <w:pPr>
+              <w:jc w:val="both"/>
+              <w:rPr>
+                <w:sz w:val="20"/>
+                <w:szCs w:val="20"/>
+              </w:rPr>
+            </w:pPr>
+            <w:hyperlink r:id="rId36" w:history="1">
+              <w:r>
+                <w:rPr>
+                  <w:rStyle w:val="Hyperlink"/>
+                  <w:sz w:val="20"/>
+                  <w:szCs w:val="20"/>
+                </w:rPr>
+                <w:t>Acórdão 5435/2025 Primeira Câmara</w:t>
+              </w:r>
+            </w:hyperlink>
+            <w:r>
+              <w:rPr>
+                <w:sz w:val="20"/>
+                <w:szCs w:val="20"/>
+              </w:rPr>
+              <w:t xml:space="preserve"> (Responsabilidade.</w:t>
+            </w:r>
+            <w:r>
+              <w:rPr>
+                <w:sz w:val="20"/>
+                <w:szCs w:val="20"/>
+              </w:rPr>
+              <w:t xml:space="preserve"> </w:t>
+            </w:r>
+            <w:r>
+              <w:rPr>
+                <w:sz w:val="20"/>
+                <w:szCs w:val="20"/>
+              </w:rPr>
+              <w:t xml:space="preserve">Convênio. Ente da Federação. Fundeb. Desvio </w:t>
+            </w:r>
+            <w:r>
+              <w:rPr>
+                <w:sz w:val="20"/>
+                <w:szCs w:val="20"/>
+              </w:rPr>
+              <w:lastRenderedPageBreak/>
+              <w:t>de finalidade. Alimentação escolar.</w:t>
+            </w:r>
+            <w:r>
+              <w:rPr>
+                <w:sz w:val="20"/>
+                <w:szCs w:val="20"/>
+              </w:rPr>
+              <w:t>)</w:t>
+            </w:r>
+          </w:p>
+        </w:tc>
+        <w:tc>
+          <w:tcPr>
+            <w:tcW w:w="7938" w:type="dxa"/>
+          </w:tcPr>
+          <w:p>
+            <w:pPr>
+              <w:jc w:val="both"/>
+              <w:rPr>
+                <w:sz w:val="20"/>
+                <w:szCs w:val="20"/>
+              </w:rPr>
+            </w:pPr>
+            <w:r>
+              <w:rPr>
+                <w:sz w:val="20"/>
+                <w:szCs w:val="20"/>
+              </w:rPr>
+              <w:lastRenderedPageBreak/>
+              <w:t>Configura desvio de finalidade a utilização de recursos do Fundeb para pagamento de despesas com alimentação escolar,</w:t>
+            </w:r>
+            <w:r>
+              <w:rPr>
+                <w:sz w:val="20"/>
+                <w:szCs w:val="20"/>
+              </w:rPr>
+              <w:t xml:space="preserve"> </w:t>
+            </w:r>
+            <w:r>
+              <w:rPr>
+                <w:sz w:val="20"/>
+                <w:szCs w:val="20"/>
+              </w:rPr>
+              <w:t>uma vez que esses recursos devem ser aplicados apenas em ações de manutenção e desenvolvimento do ensino, e a</w:t>
+            </w:r>
+            <w:r>
+              <w:rPr>
+                <w:sz w:val="20"/>
+                <w:szCs w:val="20"/>
+              </w:rPr>
+              <w:t xml:space="preserve"> </w:t>
+            </w:r>
+            <w:r>
+              <w:rPr>
+                <w:sz w:val="20"/>
+                <w:szCs w:val="20"/>
+              </w:rPr>
+              <w:t>legislação prevê que despesas realizadas com programas suplementares de alimentação não constituem gastos dessa</w:t>
+            </w:r>
+            <w:r>
+              <w:rPr>
+                <w:sz w:val="20"/>
+                <w:szCs w:val="20"/>
+              </w:rPr>
+              <w:t xml:space="preserve"> </w:t>
+            </w:r>
+            <w:r>
+              <w:rPr>
+                <w:sz w:val="20"/>
+                <w:szCs w:val="20"/>
+              </w:rPr>
+              <w:t>natureza (</w:t>
+            </w:r>
+            <w:hyperlink r:id="rId37" w:history="1">
+              <w:r>
+                <w:rPr>
+                  <w:rStyle w:val="Hyperlink"/>
+                  <w:sz w:val="20"/>
+                  <w:szCs w:val="20"/>
+                </w:rPr>
+                <w:t>art. 71, inciso IV, da Lei 9.394/1996</w:t>
+              </w:r>
+            </w:hyperlink>
+            <w:r>
+              <w:rPr>
+                <w:sz w:val="20"/>
+                <w:szCs w:val="20"/>
+              </w:rPr>
+              <w:t xml:space="preserve">); cabendo ao ente federado </w:t>
+            </w:r>
+            <w:r>
+              <w:rPr>
+                <w:sz w:val="20"/>
+                <w:szCs w:val="20"/>
+              </w:rPr>
+              <w:lastRenderedPageBreak/>
+              <w:t>beneficiário da aplicação irregular efetuar o</w:t>
+            </w:r>
+            <w:r>
+              <w:rPr>
+                <w:sz w:val="20"/>
+                <w:szCs w:val="20"/>
+              </w:rPr>
+              <w:t xml:space="preserve"> </w:t>
+            </w:r>
+            <w:r>
+              <w:rPr>
+                <w:sz w:val="20"/>
+                <w:szCs w:val="20"/>
+              </w:rPr>
+              <w:t>ressarcimento do débito correspondente, uma vez que se beneficiou irregularmente das verbas aplicadas com desvio de</w:t>
+            </w:r>
+            <w:r>
+              <w:rPr>
+                <w:sz w:val="20"/>
+                <w:szCs w:val="20"/>
+              </w:rPr>
+              <w:t xml:space="preserve"> </w:t>
+            </w:r>
+            <w:r>
+              <w:rPr>
+                <w:sz w:val="20"/>
+                <w:szCs w:val="20"/>
+              </w:rPr>
+              <w:t>finalidade.</w:t>
+            </w:r>
+          </w:p>
+        </w:tc>
+      </w:tr>
+      <w:tr>
+        <w:tc>
+          <w:tcPr>
+            <w:tcW w:w="567" w:type="dxa"/>
+          </w:tcPr>
+          <w:p>
+            <w:pPr>
+              <w:pStyle w:val="PargrafodaLista"/>
+              <w:ind w:left="0"/>
+              <w:rPr>
+                <w:sz w:val="20"/>
+                <w:szCs w:val="20"/>
+              </w:rPr>
+            </w:pPr>
+            <w:r>
+              <w:rPr>
+                <w:sz w:val="20"/>
+                <w:szCs w:val="20"/>
+              </w:rPr>
+              <w:lastRenderedPageBreak/>
+              <w:t>15</w:t>
+            </w:r>
+          </w:p>
+        </w:tc>
+        <w:tc>
+          <w:tcPr>
+            <w:tcW w:w="2552" w:type="dxa"/>
+          </w:tcPr>
+          <w:p>
+            <w:pPr>
+              <w:jc w:val="both"/>
+              <w:rPr>
+                <w:sz w:val="20"/>
+                <w:szCs w:val="20"/>
+              </w:rPr>
+            </w:pPr>
+            <w:hyperlink r:id="rId38" w:history="1">
+              <w:r>
+                <w:rPr>
+                  <w:rStyle w:val="Hyperlink"/>
+                  <w:sz w:val="20"/>
+                  <w:szCs w:val="20"/>
+                </w:rPr>
+                <w:t>Acórdão 1712/2025 Plenário</w:t>
+              </w:r>
+            </w:hyperlink>
+            <w:r>
+              <w:rPr>
+                <w:sz w:val="20"/>
+                <w:szCs w:val="20"/>
+              </w:rPr>
+              <w:t xml:space="preserve"> (Licitação. Orçamento estimativo. Preço. Pesquisa de preço. Referência. Fornecedor. Bens. Serviços.</w:t>
+            </w:r>
+            <w:r>
+              <w:rPr>
+                <w:sz w:val="20"/>
+                <w:szCs w:val="20"/>
+              </w:rPr>
+              <w:t>)</w:t>
+            </w:r>
+          </w:p>
+          <w:p>
+            <w:pPr>
+              <w:jc w:val="both"/>
+              <w:rPr>
+                <w:sz w:val="20"/>
+                <w:szCs w:val="20"/>
+              </w:rPr>
+            </w:pPr>
+          </w:p>
+        </w:tc>
+        <w:tc>
+          <w:tcPr>
+            <w:tcW w:w="7938" w:type="dxa"/>
+          </w:tcPr>
+          <w:p>
+            <w:pPr>
+              <w:jc w:val="both"/>
+              <w:rPr>
+                <w:sz w:val="20"/>
+                <w:szCs w:val="20"/>
+              </w:rPr>
+            </w:pPr>
+            <w:r>
+              <w:rPr>
+                <w:sz w:val="20"/>
+                <w:szCs w:val="20"/>
+              </w:rPr>
+              <w:t>A pesquisa de preços para aquisição de bens e contratação de serviços em geral realizada apenas por consulta direta a</w:t>
+            </w:r>
+            <w:r>
+              <w:rPr>
+                <w:sz w:val="20"/>
+                <w:szCs w:val="20"/>
+              </w:rPr>
+              <w:t xml:space="preserve"> </w:t>
+            </w:r>
+            <w:r>
+              <w:rPr>
+                <w:sz w:val="20"/>
+                <w:szCs w:val="20"/>
+              </w:rPr>
+              <w:t>fornecedores, desconsiderando os preços praticados por outros órgãos públicos em contratações similares, sem a elaboração</w:t>
+            </w:r>
+            <w:r>
+              <w:rPr>
+                <w:sz w:val="20"/>
+                <w:szCs w:val="20"/>
+              </w:rPr>
+              <w:t xml:space="preserve"> </w:t>
+            </w:r>
+            <w:r>
+              <w:rPr>
+                <w:sz w:val="20"/>
+                <w:szCs w:val="20"/>
+              </w:rPr>
+              <w:t xml:space="preserve">de uma “cesta de preços”, e ainda sem justificativa para a seleção dos fornecedores, desrespeita os </w:t>
+            </w:r>
+            <w:hyperlink r:id="rId39" w:history="1">
+              <w:proofErr w:type="spellStart"/>
+              <w:r>
+                <w:rPr>
+                  <w:rStyle w:val="Hyperlink"/>
+                  <w:sz w:val="20"/>
+                  <w:szCs w:val="20"/>
+                </w:rPr>
+                <w:t>arts</w:t>
+              </w:r>
+              <w:proofErr w:type="spellEnd"/>
+              <w:r>
+                <w:rPr>
+                  <w:rStyle w:val="Hyperlink"/>
+                  <w:sz w:val="20"/>
+                  <w:szCs w:val="20"/>
+                </w:rPr>
+                <w:t>. 23, § 1º, inciso IV</w:t>
+              </w:r>
+            </w:hyperlink>
+            <w:r>
+              <w:rPr>
+                <w:sz w:val="20"/>
+                <w:szCs w:val="20"/>
+              </w:rPr>
+              <w:t>,</w:t>
+            </w:r>
+            <w:r>
+              <w:rPr>
+                <w:sz w:val="20"/>
+                <w:szCs w:val="20"/>
+              </w:rPr>
+              <w:t xml:space="preserve"> </w:t>
+            </w:r>
+            <w:r>
+              <w:rPr>
+                <w:sz w:val="20"/>
+                <w:szCs w:val="20"/>
+              </w:rPr>
+              <w:t xml:space="preserve">e </w:t>
+            </w:r>
+            <w:hyperlink r:id="rId40" w:history="1">
+              <w:r>
+                <w:rPr>
+                  <w:rStyle w:val="Hyperlink"/>
+                  <w:sz w:val="20"/>
+                  <w:szCs w:val="20"/>
+                </w:rPr>
+                <w:t>82, § 5º, inciso I, da Lei 14.133/2021</w:t>
+              </w:r>
+            </w:hyperlink>
+            <w:r>
+              <w:rPr>
+                <w:sz w:val="20"/>
+                <w:szCs w:val="20"/>
+              </w:rPr>
+              <w:t>.</w:t>
+            </w:r>
+          </w:p>
+        </w:tc>
+      </w:tr>
+      <w:tr>
+        <w:tc>
+          <w:tcPr>
+            <w:tcW w:w="567" w:type="dxa"/>
+          </w:tcPr>
+          <w:p>
+            <w:pPr>
+              <w:pStyle w:val="PargrafodaLista"/>
+              <w:ind w:left="0"/>
+              <w:rPr>
+                <w:sz w:val="20"/>
+                <w:szCs w:val="20"/>
+              </w:rPr>
+            </w:pPr>
+            <w:r>
+              <w:rPr>
+                <w:sz w:val="20"/>
+                <w:szCs w:val="20"/>
+              </w:rPr>
+              <w:t xml:space="preserve">16 </w:t>
+            </w:r>
+          </w:p>
+        </w:tc>
+        <w:tc>
+          <w:tcPr>
+            <w:tcW w:w="2552" w:type="dxa"/>
+          </w:tcPr>
+          <w:p>
+            <w:pPr>
+              <w:jc w:val="both"/>
+              <w:rPr>
+                <w:sz w:val="20"/>
+                <w:szCs w:val="20"/>
+              </w:rPr>
+            </w:pPr>
+            <w:hyperlink r:id="rId41" w:history="1">
+              <w:r>
+                <w:rPr>
+                  <w:rStyle w:val="Hyperlink"/>
+                  <w:sz w:val="20"/>
+                  <w:szCs w:val="20"/>
+                </w:rPr>
+                <w:t>Acórdão 1712/2025 Plenário</w:t>
+              </w:r>
+            </w:hyperlink>
+            <w:r>
+              <w:rPr>
+                <w:sz w:val="20"/>
+                <w:szCs w:val="20"/>
+              </w:rPr>
+              <w:t xml:space="preserve"> (Edital de licitação. Especificação técnica. Norma técnica. Certificação</w:t>
+            </w:r>
+            <w:r>
+              <w:rPr>
+                <w:sz w:val="20"/>
+                <w:szCs w:val="20"/>
+              </w:rPr>
+              <w:t xml:space="preserve">. </w:t>
+            </w:r>
+            <w:r>
+              <w:rPr>
+                <w:sz w:val="20"/>
+                <w:szCs w:val="20"/>
+              </w:rPr>
+              <w:t>Laudo. Qualidade. Declaração.</w:t>
+            </w:r>
+          </w:p>
+          <w:p>
+            <w:pPr>
+              <w:jc w:val="both"/>
+              <w:rPr>
+                <w:sz w:val="20"/>
+                <w:szCs w:val="20"/>
+              </w:rPr>
+            </w:pPr>
+            <w:r>
+              <w:rPr>
+                <w:sz w:val="20"/>
+                <w:szCs w:val="20"/>
+              </w:rPr>
+              <w:t>Competitividade. Restrição.</w:t>
+            </w:r>
+            <w:r>
+              <w:rPr>
+                <w:sz w:val="20"/>
+                <w:szCs w:val="20"/>
+              </w:rPr>
+              <w:t>)</w:t>
+            </w:r>
+          </w:p>
+          <w:p>
+            <w:pPr>
+              <w:jc w:val="both"/>
+              <w:rPr>
+                <w:sz w:val="20"/>
+                <w:szCs w:val="20"/>
+              </w:rPr>
+            </w:pPr>
+          </w:p>
+        </w:tc>
+        <w:tc>
+          <w:tcPr>
+            <w:tcW w:w="7938" w:type="dxa"/>
+          </w:tcPr>
+          <w:p>
+            <w:pPr>
+              <w:jc w:val="both"/>
+              <w:rPr>
+                <w:sz w:val="20"/>
+                <w:szCs w:val="20"/>
+              </w:rPr>
+            </w:pPr>
+            <w:r>
+              <w:rPr>
+                <w:sz w:val="20"/>
+                <w:szCs w:val="20"/>
+              </w:rPr>
+              <w:t>É irregular a exigência de atendimento a normas técnicas, declarações de qualidade, certificações, laudos técnicos e</w:t>
+            </w:r>
+            <w:r>
+              <w:rPr>
+                <w:sz w:val="20"/>
+                <w:szCs w:val="20"/>
+              </w:rPr>
+              <w:t xml:space="preserve"> </w:t>
+            </w:r>
+            <w:r>
+              <w:rPr>
+                <w:sz w:val="20"/>
+                <w:szCs w:val="20"/>
+              </w:rPr>
+              <w:t>certificados de conformidade sem comprovação da essencialidade dessas exigências para garantir a qualidade e o</w:t>
+            </w:r>
+            <w:r>
+              <w:rPr>
+                <w:sz w:val="20"/>
+                <w:szCs w:val="20"/>
+              </w:rPr>
+              <w:t xml:space="preserve"> </w:t>
+            </w:r>
+            <w:r>
+              <w:rPr>
+                <w:sz w:val="20"/>
+                <w:szCs w:val="20"/>
+              </w:rPr>
+              <w:t>desempenho do objeto a ser contratado, pois configura prática excessivamente restritiva ao caráter competitivo da licitação,</w:t>
+            </w:r>
+            <w:r>
+              <w:rPr>
+                <w:sz w:val="20"/>
+                <w:szCs w:val="20"/>
+              </w:rPr>
+              <w:t xml:space="preserve"> </w:t>
+            </w:r>
+            <w:r>
+              <w:rPr>
+                <w:sz w:val="20"/>
+                <w:szCs w:val="20"/>
+              </w:rPr>
+              <w:t xml:space="preserve">em desrespeito ao </w:t>
+            </w:r>
+            <w:hyperlink r:id="rId42" w:history="1">
+              <w:r>
+                <w:rPr>
+                  <w:rStyle w:val="Hyperlink"/>
+                  <w:sz w:val="20"/>
+                  <w:szCs w:val="20"/>
+                </w:rPr>
+                <w:t>art. 9º, inciso I, alínea “a”, da Lei 14.133/2021</w:t>
+              </w:r>
+            </w:hyperlink>
+            <w:r>
+              <w:rPr>
+                <w:sz w:val="20"/>
+                <w:szCs w:val="20"/>
+              </w:rPr>
+              <w:t>.</w:t>
+            </w:r>
+          </w:p>
+        </w:tc>
+      </w:tr>
+      <w:tr>
+        <w:tc>
+          <w:tcPr>
+            <w:tcW w:w="567" w:type="dxa"/>
+          </w:tcPr>
+          <w:p>
+            <w:pPr>
+              <w:pStyle w:val="PargrafodaLista"/>
+              <w:ind w:left="0"/>
+              <w:rPr>
+                <w:sz w:val="20"/>
+                <w:szCs w:val="20"/>
+              </w:rPr>
+            </w:pPr>
+            <w:r>
+              <w:rPr>
+                <w:sz w:val="20"/>
+                <w:szCs w:val="20"/>
+              </w:rPr>
+              <w:t>17</w:t>
+            </w:r>
+          </w:p>
+        </w:tc>
+        <w:tc>
+          <w:tcPr>
+            <w:tcW w:w="2552" w:type="dxa"/>
+          </w:tcPr>
+          <w:p>
+            <w:pPr>
+              <w:jc w:val="both"/>
+              <w:rPr>
+                <w:sz w:val="20"/>
+                <w:szCs w:val="20"/>
+              </w:rPr>
+            </w:pPr>
+            <w:hyperlink r:id="rId43" w:history="1">
+              <w:r>
+                <w:rPr>
+                  <w:rStyle w:val="Hyperlink"/>
+                  <w:sz w:val="20"/>
+                  <w:szCs w:val="20"/>
+                </w:rPr>
+                <w:t>Acórdão 1727/2025 Plenário</w:t>
+              </w:r>
+            </w:hyperlink>
+            <w:r>
+              <w:rPr>
+                <w:sz w:val="20"/>
+                <w:szCs w:val="20"/>
+              </w:rPr>
+              <w:t xml:space="preserve"> (Contrato Administrativo. Obras e serviços de engenharia. Medição. Pagamento. Critério. Contratação integrada.</w:t>
+            </w:r>
+            <w:r>
+              <w:rPr>
+                <w:sz w:val="20"/>
+                <w:szCs w:val="20"/>
+              </w:rPr>
+              <w:t>)</w:t>
+            </w:r>
+          </w:p>
+          <w:p>
+            <w:pPr>
+              <w:jc w:val="both"/>
+              <w:rPr>
+                <w:sz w:val="20"/>
+                <w:szCs w:val="20"/>
+              </w:rPr>
+            </w:pPr>
+          </w:p>
+        </w:tc>
+        <w:tc>
+          <w:tcPr>
+            <w:tcW w:w="7938" w:type="dxa"/>
+          </w:tcPr>
+          <w:p>
+            <w:pPr>
+              <w:jc w:val="both"/>
+              <w:rPr>
+                <w:sz w:val="20"/>
+                <w:szCs w:val="20"/>
+              </w:rPr>
+            </w:pPr>
+            <w:r>
+              <w:rPr>
+                <w:sz w:val="20"/>
+                <w:szCs w:val="20"/>
+              </w:rPr>
+              <w:t>Na contratação integrada, a adoção de critérios de medição e pagamento vinculados meramente à evolução do percentual</w:t>
+            </w:r>
+            <w:r>
+              <w:rPr>
+                <w:sz w:val="20"/>
+                <w:szCs w:val="20"/>
+              </w:rPr>
+              <w:t xml:space="preserve"> </w:t>
+            </w:r>
+            <w:r>
+              <w:rPr>
+                <w:sz w:val="20"/>
+                <w:szCs w:val="20"/>
+              </w:rPr>
+              <w:t>executado frente ao quantitativo inicialmente previsto pode representar burla à lógica desse regime de execução e afronta ao</w:t>
+            </w:r>
+            <w:r>
+              <w:rPr>
+                <w:sz w:val="20"/>
+                <w:szCs w:val="20"/>
+              </w:rPr>
+              <w:t xml:space="preserve"> </w:t>
+            </w:r>
+            <w:hyperlink r:id="rId44" w:history="1">
+              <w:r>
+                <w:rPr>
+                  <w:rStyle w:val="Hyperlink"/>
+                  <w:sz w:val="20"/>
+                  <w:szCs w:val="20"/>
+                </w:rPr>
+                <w:t>art. 46, § 9º, da Lei 14.133/2021</w:t>
+              </w:r>
+            </w:hyperlink>
+            <w:r>
+              <w:rPr>
+                <w:sz w:val="20"/>
+                <w:szCs w:val="20"/>
+              </w:rPr>
+              <w:t>. A contratação integrada exige a adoção de sistemática de pagamento associada ao</w:t>
+            </w:r>
+            <w:r>
+              <w:rPr>
+                <w:sz w:val="20"/>
+                <w:szCs w:val="20"/>
+              </w:rPr>
+              <w:t xml:space="preserve"> </w:t>
+            </w:r>
+            <w:r>
+              <w:rPr>
+                <w:sz w:val="20"/>
+                <w:szCs w:val="20"/>
+              </w:rPr>
+              <w:t>atingimento de etapas específicas e individualizadas no contexto da obra.</w:t>
+            </w:r>
+          </w:p>
+        </w:tc>
+      </w:tr>
+      <w:tr>
+        <w:tc>
+          <w:tcPr>
+            <w:tcW w:w="567" w:type="dxa"/>
+          </w:tcPr>
+          <w:p>
+            <w:pPr>
+              <w:pStyle w:val="PargrafodaLista"/>
+              <w:ind w:left="0"/>
+              <w:rPr>
+                <w:sz w:val="20"/>
+                <w:szCs w:val="20"/>
+              </w:rPr>
+            </w:pPr>
+            <w:r>
+              <w:rPr>
+                <w:sz w:val="20"/>
+                <w:szCs w:val="20"/>
+              </w:rPr>
+              <w:t>18</w:t>
+            </w:r>
+          </w:p>
+        </w:tc>
+        <w:tc>
+          <w:tcPr>
+            <w:tcW w:w="2552" w:type="dxa"/>
+          </w:tcPr>
+          <w:p>
+            <w:pPr>
+              <w:jc w:val="both"/>
+              <w:rPr>
+                <w:sz w:val="20"/>
+                <w:szCs w:val="20"/>
+              </w:rPr>
+            </w:pPr>
+            <w:hyperlink r:id="rId45" w:history="1">
+              <w:r>
+                <w:rPr>
+                  <w:rStyle w:val="Hyperlink"/>
+                  <w:sz w:val="20"/>
+                  <w:szCs w:val="20"/>
+                </w:rPr>
+                <w:t>Acórdão 1727/2025 Plenário</w:t>
+              </w:r>
+            </w:hyperlink>
+            <w:r>
+              <w:rPr>
+                <w:sz w:val="20"/>
+                <w:szCs w:val="20"/>
+              </w:rPr>
+              <w:t xml:space="preserve"> (</w:t>
+            </w:r>
+            <w:r>
+              <w:rPr>
+                <w:sz w:val="20"/>
+                <w:szCs w:val="20"/>
+              </w:rPr>
+              <w:t xml:space="preserve">Licitação. Orçamento estimativo. Elaboração. Obras e serviços de engenharia. Rodovia. Referência. </w:t>
+            </w:r>
+            <w:proofErr w:type="spellStart"/>
+            <w:r>
+              <w:rPr>
+                <w:sz w:val="20"/>
+                <w:szCs w:val="20"/>
+              </w:rPr>
+              <w:t>Sicro</w:t>
+            </w:r>
+            <w:proofErr w:type="spellEnd"/>
+            <w:r>
+              <w:rPr>
+                <w:sz w:val="20"/>
+                <w:szCs w:val="20"/>
+              </w:rPr>
+              <w:t>.</w:t>
+            </w:r>
+            <w:r>
+              <w:rPr>
+                <w:sz w:val="20"/>
+                <w:szCs w:val="20"/>
+              </w:rPr>
+              <w:t>)</w:t>
+            </w:r>
+          </w:p>
+        </w:tc>
+        <w:tc>
+          <w:tcPr>
+            <w:tcW w:w="7938" w:type="dxa"/>
+          </w:tcPr>
+          <w:p>
+            <w:pPr>
+              <w:jc w:val="both"/>
+              <w:rPr>
+                <w:sz w:val="20"/>
+                <w:szCs w:val="20"/>
+              </w:rPr>
+            </w:pPr>
+            <w:r>
+              <w:rPr>
+                <w:sz w:val="20"/>
+                <w:szCs w:val="20"/>
+              </w:rPr>
+              <w:t>Em licitação de obras rodoviárias, é irregular a utilização de orçamento estimativo feito com base em sistema referencial de</w:t>
+            </w:r>
+            <w:r>
+              <w:rPr>
+                <w:sz w:val="20"/>
+                <w:szCs w:val="20"/>
+              </w:rPr>
+              <w:t xml:space="preserve"> </w:t>
+            </w:r>
+            <w:r>
+              <w:rPr>
+                <w:sz w:val="20"/>
+                <w:szCs w:val="20"/>
+              </w:rPr>
+              <w:t xml:space="preserve">preços descontinuado e atualizado por meio de índices de reajustamento, em detrimento do uso do novo </w:t>
+            </w:r>
+            <w:proofErr w:type="spellStart"/>
+            <w:r>
+              <w:rPr>
+                <w:sz w:val="20"/>
+                <w:szCs w:val="20"/>
+              </w:rPr>
+              <w:t>Sicro</w:t>
+            </w:r>
+            <w:proofErr w:type="spellEnd"/>
+            <w:r>
+              <w:rPr>
+                <w:sz w:val="20"/>
+                <w:szCs w:val="20"/>
+              </w:rPr>
+              <w:t>, pois além de</w:t>
+            </w:r>
+            <w:r>
+              <w:rPr>
+                <w:sz w:val="20"/>
+                <w:szCs w:val="20"/>
+              </w:rPr>
+              <w:t xml:space="preserve"> </w:t>
+            </w:r>
+            <w:r>
+              <w:rPr>
+                <w:sz w:val="20"/>
+                <w:szCs w:val="20"/>
+              </w:rPr>
+              <w:t xml:space="preserve">contrariar o disposto no </w:t>
+            </w:r>
+            <w:hyperlink r:id="rId46" w:history="1">
+              <w:r>
+                <w:rPr>
+                  <w:rStyle w:val="Hyperlink"/>
+                  <w:sz w:val="20"/>
+                  <w:szCs w:val="20"/>
+                </w:rPr>
+                <w:t>art. 23, § 2º, da Lei 14.133/2021</w:t>
+              </w:r>
+            </w:hyperlink>
+            <w:r>
+              <w:rPr>
+                <w:sz w:val="20"/>
+                <w:szCs w:val="20"/>
+              </w:rPr>
+              <w:t>, pode proporcionar expressivas distorções entre a variação efetiva</w:t>
+            </w:r>
+            <w:r>
+              <w:rPr>
+                <w:sz w:val="20"/>
+                <w:szCs w:val="20"/>
+              </w:rPr>
+              <w:t xml:space="preserve"> </w:t>
+            </w:r>
+            <w:r>
+              <w:rPr>
+                <w:sz w:val="20"/>
+                <w:szCs w:val="20"/>
+              </w:rPr>
+              <w:t>de custos e os índices de atualização utilizados, com riscos de contratação descolada dos preços de mercado.</w:t>
             </w:r>
           </w:p>
         </w:tc>
@@ -2210,7 +3237,7 @@
                 <w:szCs w:val="20"/>
               </w:rPr>
             </w:pPr>
-            <w:hyperlink r:id="rId34" w:history="1">
+            <w:hyperlink r:id="rId47" w:history="1">
               <w:r>
                 <w:rPr>
                   <w:rStyle w:val="Hyperlink"/>
@@ -2358,7 +3385,7 @@
             <w:tcW w:w="1090" w:type="pct"/>
           </w:tcPr>
           <w:p>
-            <w:hyperlink r:id="rId35" w:history="1">
+            <w:hyperlink r:id="rId48" w:history="1">
               <w:r>
                 <w:rPr>
                   <w:rStyle w:val="Hyperlink"/>

--- a/data/jurisprudencias.docx
+++ b/data/jurisprudencias.docx
@@ -2182,7 +2182,7 @@
               </w:rPr>
               <w:t>O critério de desempate por localidade (</w:t>
             </w:r>
-            <w:hyperlink r:id="rId35" w:history="1">
+            <w:hyperlink r:id="rId35" w:anchor=":~:text=%C2%A7%201%C2%BA%20Em%20igualdade,este%20se%20localize%3B" w:history="1">
               <w:r>
                 <w:rPr>
                   <w:rStyle w:val="Hyperlink"/>
@@ -2383,7 +2383,7 @@
               </w:rPr>
               <w:t>natureza (</w:t>
             </w:r>
-            <w:hyperlink r:id="rId37" w:history="1">
+            <w:hyperlink r:id="rId37" w:anchor=":~:text=IV%20%2D%20programas%20suplementares%20de%20alimenta%C3%A7%C3%A3o%2C%20assist%C3%AAncia%20m%C3%A9dico%2Dodontol%C3%B3gica%2C%20farmac%C3%AAutica%20e%20psicol%C3%B3gica%2C%20e%20outras%20formas%20de%20assist%C3%AAncia%20social%3B" w:history="1">
               <w:r>
                 <w:rPr>
                   <w:rStyle w:val="Hyperlink"/>
@@ -2557,7 +2557,7 @@
               </w:rPr>
               <w:t xml:space="preserve">de uma “cesta de preços”, e ainda sem justificativa para a seleção dos fornecedores, desrespeita os </w:t>
             </w:r>
-            <w:hyperlink r:id="rId39" w:history="1">
+            <w:hyperlink r:id="rId39" w:anchor=":~:text=IV%20%2D%20pesquisa%20direta%20com%20no%20m%C3%ADnimo%203%20(tr%C3%AAs)%20fornecedores%2C%20mediante%20solicita%C3%A7%C3%A3o%20formal%20de%20cota%C3%A7%C3%A3o%2C%20desde%20que%20seja%20apresentada%20justificativa%20da%20escolha%20desses%20fornecedores%20e%20que%20n%C3%A3o%20tenham%20sido%20obtidos%20os%20or%C3%A7amentos%20com%20mais%20de%206%20(seis)%20meses%20de%20anteced%C3%AAncia%20da%20data%20de%20divulga%C3%A7%C3%A3o%20do%20edital%3B" w:history="1">
               <w:proofErr w:type="spellStart"/>
               <w:r>
                 <w:rPr>
@@ -2598,7 +2598,7 @@
               </w:rPr>
               <w:t xml:space="preserve">e </w:t>
             </w:r>
-            <w:hyperlink r:id="rId40" w:history="1">
+            <w:hyperlink r:id="rId40" w:anchor=":~:text=%C2%A7%205%C2%BA%20O%20sistema,pesquisa%20de%20mercado%3B" w:history="1">
               <w:r>
                 <w:rPr>
                   <w:rStyle w:val="Hyperlink"/>
@@ -2779,7 +2779,7 @@
               </w:rPr>
               <w:t xml:space="preserve">em desrespeito ao </w:t>
             </w:r>
-            <w:hyperlink r:id="rId42" w:history="1">
+            <w:hyperlink r:id="rId42" w:anchor=":~:text=Art.%209%C2%BA%20%C3%89,de%20sociedades%20cooperativas%3B" w:history="1">
               <w:r>
                 <w:rPr>
                   <w:rStyle w:val="Hyperlink"/>
@@ -2909,7 +2909,7 @@
               </w:rPr>
               <w:t xml:space="preserve"> </w:t>
             </w:r>
-            <w:hyperlink r:id="rId44" w:history="1">
+            <w:hyperlink r:id="rId44" w:anchor=":~:text=%C2%A7%209%C2%BA%20Os%20regimes,de%20itens%20unit%C3%A1rios." w:history="1">
               <w:r>
                 <w:rPr>
                   <w:rStyle w:val="Hyperlink"/>
@@ -3090,7 +3090,7 @@
               </w:rPr>
               <w:t xml:space="preserve">contrariar o disposto no </w:t>
             </w:r>
-            <w:hyperlink r:id="rId46" w:history="1">
+            <w:hyperlink r:id="rId46" w:anchor=":~:text=%C2%A7%202%C2%BA%20No%20processo,forma%20de%20regulamento." w:history="1">
               <w:r>
                 <w:rPr>
                   <w:rStyle w:val="Hyperlink"/>
@@ -3121,6 +3121,975 @@
               </w:rPr>
               <w:t>de custos e os índices de atualização utilizados, com riscos de contratação descolada dos preços de mercado.</w:t>
             </w:r>
+          </w:p>
+        </w:tc>
+      </w:tr>
+      <w:tr>
+        <w:tc>
+          <w:tcPr>
+            <w:tcW w:w="567" w:type="dxa"/>
+          </w:tcPr>
+          <w:p>
+            <w:pPr>
+              <w:pStyle w:val="PargrafodaLista"/>
+              <w:ind w:left="0"/>
+              <w:rPr>
+                <w:sz w:val="20"/>
+                <w:szCs w:val="20"/>
+              </w:rPr>
+            </w:pPr>
+            <w:r>
+              <w:rPr>
+                <w:sz w:val="20"/>
+                <w:szCs w:val="20"/>
+              </w:rPr>
+              <w:t>19</w:t>
+            </w:r>
+          </w:p>
+        </w:tc>
+        <w:tc>
+          <w:tcPr>
+            <w:tcW w:w="2552" w:type="dxa"/>
+          </w:tcPr>
+          <w:p>
+            <w:pPr>
+              <w:jc w:val="both"/>
+              <w:rPr>
+                <w:sz w:val="20"/>
+                <w:szCs w:val="20"/>
+              </w:rPr>
+            </w:pPr>
+            <w:hyperlink r:id="rId47" w:history="1">
+              <w:r>
+                <w:rPr>
+                  <w:rStyle w:val="Hyperlink"/>
+                  <w:sz w:val="20"/>
+                  <w:szCs w:val="20"/>
+                </w:rPr>
+                <w:t>Acórdão 1923/2025 Plenário</w:t>
+              </w:r>
+            </w:hyperlink>
+            <w:r>
+              <w:rPr>
+                <w:sz w:val="20"/>
+                <w:szCs w:val="20"/>
+              </w:rPr>
+              <w:t xml:space="preserve"> (Licitação. Qualificação técnica. Atestado de capacidade técnica. Subcontratação. Comprovação. Obra pública. Serviço</w:t>
+            </w:r>
+          </w:p>
+          <w:p>
+            <w:pPr>
+              <w:jc w:val="both"/>
+            </w:pPr>
+            <w:r>
+              <w:rPr>
+                <w:sz w:val="20"/>
+                <w:szCs w:val="20"/>
+              </w:rPr>
+              <w:t>técnico especializado.</w:t>
+            </w:r>
+            <w:r>
+              <w:rPr>
+                <w:sz w:val="20"/>
+                <w:szCs w:val="20"/>
+              </w:rPr>
+              <w:t>)</w:t>
+            </w:r>
+          </w:p>
+        </w:tc>
+        <w:tc>
+          <w:tcPr>
+            <w:tcW w:w="7938" w:type="dxa"/>
+          </w:tcPr>
+          <w:p>
+            <w:pPr>
+              <w:jc w:val="both"/>
+              <w:rPr>
+                <w:sz w:val="20"/>
+                <w:szCs w:val="20"/>
+              </w:rPr>
+            </w:pPr>
+            <w:r>
+              <w:rPr>
+                <w:sz w:val="20"/>
+                <w:szCs w:val="20"/>
+              </w:rPr>
+              <w:t xml:space="preserve">Nas licitações para contratação de obra pública, é irregular a exigência de que a empresa licitante apresente atestados de capacidade técnica relativos a parcelas que exigem alta especialização, como a instalação de elevadores, uma vez que o </w:t>
+            </w:r>
+            <w:hyperlink r:id="rId48" w:anchor="art156iii:~:text=%C2%A7%209%C2%BA%20O%20edital%20poder%C3%A1%20prever,relativo%20ao%20mesmo%20potencial%20subcontratado." w:history="1">
+              <w:r>
+                <w:rPr>
+                  <w:rStyle w:val="Hyperlink"/>
+                  <w:sz w:val="20"/>
+                  <w:szCs w:val="20"/>
+                </w:rPr>
+                <w:t>art. 67, § 9º, da Lei 14.133/2021</w:t>
+              </w:r>
+            </w:hyperlink>
+            <w:r>
+              <w:rPr>
+                <w:sz w:val="20"/>
+                <w:szCs w:val="20"/>
+              </w:rPr>
+              <w:t xml:space="preserve"> admite tal comprovação por atestados de potenciais subcontratados. Restringir essa</w:t>
+            </w:r>
+            <w:r>
+              <w:rPr>
+                <w:sz w:val="20"/>
+                <w:szCs w:val="20"/>
+              </w:rPr>
+              <w:t xml:space="preserve"> </w:t>
+            </w:r>
+            <w:r>
+              <w:rPr>
+                <w:sz w:val="20"/>
+                <w:szCs w:val="20"/>
+              </w:rPr>
+              <w:t>possibilidade, sem a devida fundamentação técnica, configura afronta aos princípios da competitividade e da economicidade.</w:t>
+            </w:r>
+          </w:p>
+        </w:tc>
+      </w:tr>
+      <w:tr>
+        <w:tc>
+          <w:tcPr>
+            <w:tcW w:w="567" w:type="dxa"/>
+          </w:tcPr>
+          <w:p>
+            <w:pPr>
+              <w:pStyle w:val="PargrafodaLista"/>
+              <w:ind w:left="0"/>
+              <w:rPr>
+                <w:sz w:val="20"/>
+                <w:szCs w:val="20"/>
+              </w:rPr>
+            </w:pPr>
+            <w:r>
+              <w:rPr>
+                <w:sz w:val="20"/>
+                <w:szCs w:val="20"/>
+              </w:rPr>
+              <w:t>20</w:t>
+            </w:r>
+          </w:p>
+        </w:tc>
+        <w:tc>
+          <w:tcPr>
+            <w:tcW w:w="2552" w:type="dxa"/>
+          </w:tcPr>
+          <w:p>
+            <w:pPr>
+              <w:jc w:val="both"/>
+              <w:rPr>
+                <w:sz w:val="20"/>
+                <w:szCs w:val="20"/>
+              </w:rPr>
+            </w:pPr>
+            <w:hyperlink r:id="rId49" w:history="1">
+              <w:r>
+                <w:rPr>
+                  <w:rStyle w:val="Hyperlink"/>
+                  <w:sz w:val="20"/>
+                  <w:szCs w:val="20"/>
+                </w:rPr>
+                <w:t>Acórdão 1930/2025 Plenário</w:t>
+              </w:r>
+            </w:hyperlink>
+            <w:r>
+              <w:rPr>
+                <w:sz w:val="20"/>
+                <w:szCs w:val="20"/>
+              </w:rPr>
+              <w:t xml:space="preserve"> (Licitação. Habilitação de licitante. Exigência. Ministério do Trabalho e Emprego. Certidão. Declaração. Deficiência. Reserva </w:t>
+            </w:r>
+          </w:p>
+          <w:p>
+            <w:pPr>
+              <w:jc w:val="both"/>
+              <w:rPr>
+                <w:sz w:val="20"/>
+                <w:szCs w:val="20"/>
+              </w:rPr>
+            </w:pPr>
+            <w:r>
+              <w:rPr>
+                <w:sz w:val="20"/>
+                <w:szCs w:val="20"/>
+              </w:rPr>
+              <w:t>legal.</w:t>
+            </w:r>
+            <w:r>
+              <w:rPr>
+                <w:sz w:val="20"/>
+                <w:szCs w:val="20"/>
+              </w:rPr>
+              <w:t xml:space="preserve"> </w:t>
+            </w:r>
+            <w:r>
+              <w:rPr>
+                <w:sz w:val="20"/>
+                <w:szCs w:val="20"/>
+              </w:rPr>
+              <w:t>Diligência. Justificativa.</w:t>
+            </w:r>
+            <w:r>
+              <w:rPr>
+                <w:sz w:val="20"/>
+                <w:szCs w:val="20"/>
+              </w:rPr>
+              <w:t>)</w:t>
+            </w:r>
+          </w:p>
+          <w:p>
+            <w:pPr>
+              <w:jc w:val="both"/>
+              <w:rPr>
+                <w:sz w:val="20"/>
+                <w:szCs w:val="20"/>
+              </w:rPr>
+            </w:pPr>
+          </w:p>
+        </w:tc>
+        <w:tc>
+          <w:tcPr>
+            <w:tcW w:w="7938" w:type="dxa"/>
+          </w:tcPr>
+          <w:p>
+            <w:pPr>
+              <w:jc w:val="both"/>
+              <w:rPr>
+                <w:sz w:val="20"/>
+                <w:szCs w:val="20"/>
+              </w:rPr>
+            </w:pPr>
+            <w:r>
+              <w:rPr>
+                <w:sz w:val="20"/>
+                <w:szCs w:val="20"/>
+              </w:rPr>
+              <w:t xml:space="preserve">Certidão do Ministério do Trabalho e Emprego (MTE) que indique o não cumprimento do percentual exigido pelo </w:t>
+            </w:r>
+            <w:hyperlink r:id="rId50" w:anchor=":~:text=Art.%2093.%C2%A0A,maio%20de%201943" w:history="1">
+              <w:r>
+                <w:rPr>
+                  <w:rStyle w:val="Hyperlink"/>
+                  <w:sz w:val="20"/>
+                  <w:szCs w:val="20"/>
+                </w:rPr>
+                <w:t>art. 93 da Lei 8.213/1991</w:t>
+              </w:r>
+            </w:hyperlink>
+            <w:r>
+              <w:rPr>
+                <w:sz w:val="20"/>
+                <w:szCs w:val="20"/>
+              </w:rPr>
+              <w:t xml:space="preserve"> não é suficiente, por si só, para a inabilitação de licitante que declarou cumprir as exigências de reserva de</w:t>
+            </w:r>
+            <w:r>
+              <w:rPr>
+                <w:sz w:val="20"/>
+                <w:szCs w:val="20"/>
+              </w:rPr>
+              <w:t xml:space="preserve"> </w:t>
+            </w:r>
+            <w:r>
+              <w:rPr>
+                <w:sz w:val="20"/>
+                <w:szCs w:val="20"/>
+              </w:rPr>
+              <w:t>cargos para pessoas com deficiência e para reabilitados da Previdência Social (</w:t>
+            </w:r>
+            <w:hyperlink r:id="rId51" w:anchor="art156iii:~:text=IV%20%2D%20ser%C3%A1%20exigida%20do%20licitante%20declara%C3%A7%C3%A3o%20de%20que%20cumpre%20as%20exig%C3%AAncias%20de%20reserva%20de%20cargos%20para%20pessoa%20com%20defici%C3%AAncia%20e%20para%20reabilitado%20da%20Previd%C3%AAncia%20Social%2C%20previstas%20em%20lei%20e%20em%20outras%20normas%20espec%C3%ADficas." w:history="1">
+              <w:r>
+                <w:rPr>
+                  <w:rStyle w:val="Hyperlink"/>
+                  <w:sz w:val="20"/>
+                  <w:szCs w:val="20"/>
+                </w:rPr>
+                <w:t>art. 63, inciso IV, da Lei 14.133/2021</w:t>
+              </w:r>
+            </w:hyperlink>
+            <w:r>
+              <w:rPr>
+                <w:sz w:val="20"/>
+                <w:szCs w:val="20"/>
+              </w:rPr>
+              <w:t>).</w:t>
+            </w:r>
+            <w:r>
+              <w:rPr>
+                <w:sz w:val="20"/>
+                <w:szCs w:val="20"/>
+              </w:rPr>
+              <w:t xml:space="preserve"> </w:t>
+            </w:r>
+            <w:r>
+              <w:rPr>
+                <w:sz w:val="20"/>
+                <w:szCs w:val="20"/>
+              </w:rPr>
+              <w:br/>
+            </w:r>
+            <w:r>
+              <w:rPr>
+                <w:sz w:val="20"/>
+                <w:szCs w:val="20"/>
+              </w:rPr>
+              <w:t>Compete à Administração diligenciar a licitante para que esclareça a situação, por meio da apresentação de justificativas</w:t>
+            </w:r>
+            <w:r>
+              <w:rPr>
+                <w:sz w:val="20"/>
+                <w:szCs w:val="20"/>
+              </w:rPr>
+              <w:t xml:space="preserve"> </w:t>
+            </w:r>
+            <w:r>
+              <w:rPr>
+                <w:sz w:val="20"/>
+                <w:szCs w:val="20"/>
+              </w:rPr>
+              <w:t>plausíveis que evidenciem eventual impossibilidade de atendimento aos quantitativos previstos na lei, em face de admissões</w:t>
+            </w:r>
+            <w:r>
+              <w:rPr>
+                <w:sz w:val="20"/>
+                <w:szCs w:val="20"/>
+              </w:rPr>
+              <w:t xml:space="preserve"> </w:t>
+            </w:r>
+            <w:r>
+              <w:rPr>
+                <w:sz w:val="20"/>
+                <w:szCs w:val="20"/>
+              </w:rPr>
+              <w:t>e desligamentos, bem como de dificuldades no preenchimento das cotas, a fim de afastar a inabilitação, devendo tais aspectos</w:t>
+            </w:r>
+            <w:r>
+              <w:rPr>
+                <w:sz w:val="20"/>
+                <w:szCs w:val="20"/>
+              </w:rPr>
+              <w:t xml:space="preserve"> </w:t>
+            </w:r>
+            <w:r>
+              <w:rPr>
+                <w:sz w:val="20"/>
+                <w:szCs w:val="20"/>
+              </w:rPr>
+              <w:t>serem fiscalizados, com maior rigor, durante a execução contratual.</w:t>
+            </w:r>
+          </w:p>
+        </w:tc>
+      </w:tr>
+      <w:tr>
+        <w:tc>
+          <w:tcPr>
+            <w:tcW w:w="567" w:type="dxa"/>
+          </w:tcPr>
+          <w:p>
+            <w:pPr>
+              <w:pStyle w:val="PargrafodaLista"/>
+              <w:ind w:left="0"/>
+              <w:rPr>
+                <w:sz w:val="20"/>
+                <w:szCs w:val="20"/>
+              </w:rPr>
+            </w:pPr>
+            <w:r>
+              <w:rPr>
+                <w:sz w:val="20"/>
+                <w:szCs w:val="20"/>
+              </w:rPr>
+              <w:t>21</w:t>
+            </w:r>
+          </w:p>
+        </w:tc>
+        <w:tc>
+          <w:tcPr>
+            <w:tcW w:w="2552" w:type="dxa"/>
+          </w:tcPr>
+          <w:p>
+            <w:pPr>
+              <w:jc w:val="both"/>
+              <w:rPr>
+                <w:sz w:val="20"/>
+                <w:szCs w:val="20"/>
+              </w:rPr>
+            </w:pPr>
+            <w:hyperlink r:id="rId52" w:history="1">
+              <w:r>
+                <w:rPr>
+                  <w:rStyle w:val="Hyperlink"/>
+                  <w:sz w:val="20"/>
+                  <w:szCs w:val="20"/>
+                </w:rPr>
+                <w:t>Acórdão 1466/2025 Plenário</w:t>
+              </w:r>
+            </w:hyperlink>
+            <w:r>
+              <w:rPr>
+                <w:sz w:val="20"/>
+                <w:szCs w:val="20"/>
+              </w:rPr>
+              <w:t xml:space="preserve"> (Licitação. Qualificação técnica. Atestado de capacidade técnica. Capacidade técnico-operacional. Soma. Quantidade. </w:t>
+            </w:r>
+          </w:p>
+          <w:p>
+            <w:pPr>
+              <w:jc w:val="both"/>
+              <w:rPr>
+                <w:sz w:val="20"/>
+                <w:szCs w:val="20"/>
+              </w:rPr>
+            </w:pPr>
+            <w:r>
+              <w:rPr>
+                <w:sz w:val="20"/>
+                <w:szCs w:val="20"/>
+              </w:rPr>
+              <w:t>Vedação. Justificativa. Licitação de alta complexidade técnica.</w:t>
+            </w:r>
+            <w:r>
+              <w:rPr>
+                <w:sz w:val="20"/>
+                <w:szCs w:val="20"/>
+              </w:rPr>
+              <w:t>)</w:t>
+            </w:r>
+          </w:p>
+        </w:tc>
+        <w:tc>
+          <w:tcPr>
+            <w:tcW w:w="7938" w:type="dxa"/>
+          </w:tcPr>
+          <w:p>
+            <w:pPr>
+              <w:jc w:val="both"/>
+              <w:rPr>
+                <w:sz w:val="20"/>
+                <w:szCs w:val="20"/>
+              </w:rPr>
+            </w:pPr>
+            <w:r>
+              <w:rPr>
+                <w:sz w:val="20"/>
+                <w:szCs w:val="20"/>
+              </w:rPr>
+              <w:t>A vedação ao somatório de atestados, para o fim de comprovação da capacidade técnico-operacional, deve estar restrita somente aos casos em que o aumento de quantitativos acarretarem, incontestavelmente, o aumento da complexidade técnica</w:t>
+            </w:r>
+            <w:r>
+              <w:rPr>
+                <w:sz w:val="20"/>
+                <w:szCs w:val="20"/>
+              </w:rPr>
+              <w:t xml:space="preserve"> </w:t>
+            </w:r>
+            <w:r>
+              <w:rPr>
+                <w:sz w:val="20"/>
+                <w:szCs w:val="20"/>
+              </w:rPr>
+              <w:t>do objeto ou uma desproporção entre quantidades e prazos de execução, capazes de exigir maior capacidade operativa e</w:t>
+            </w:r>
+            <w:r>
+              <w:rPr>
+                <w:sz w:val="20"/>
+                <w:szCs w:val="20"/>
+              </w:rPr>
+              <w:t xml:space="preserve"> </w:t>
+            </w:r>
+            <w:r>
+              <w:rPr>
+                <w:sz w:val="20"/>
+                <w:szCs w:val="20"/>
+              </w:rPr>
+              <w:t>gerencial da licitante e ensejar potencial comprometimento da qualidade ou da finalidade almejadas na contratação, devendo</w:t>
+            </w:r>
+            <w:r>
+              <w:rPr>
+                <w:sz w:val="20"/>
+                <w:szCs w:val="20"/>
+              </w:rPr>
+              <w:t xml:space="preserve"> </w:t>
+            </w:r>
+            <w:r>
+              <w:rPr>
+                <w:sz w:val="20"/>
+                <w:szCs w:val="20"/>
+              </w:rPr>
+              <w:t>a restrição ser justificada técnica e detalhadamente no respectivo processo administrativo.</w:t>
+            </w:r>
+          </w:p>
+        </w:tc>
+      </w:tr>
+      <w:tr>
+        <w:tc>
+          <w:tcPr>
+            <w:tcW w:w="567" w:type="dxa"/>
+          </w:tcPr>
+          <w:p>
+            <w:pPr>
+              <w:pStyle w:val="PargrafodaLista"/>
+              <w:ind w:left="0"/>
+              <w:rPr>
+                <w:sz w:val="20"/>
+                <w:szCs w:val="20"/>
+              </w:rPr>
+            </w:pPr>
+            <w:r>
+              <w:rPr>
+                <w:sz w:val="20"/>
+                <w:szCs w:val="20"/>
+              </w:rPr>
+              <w:lastRenderedPageBreak/>
+              <w:t>22</w:t>
+            </w:r>
+          </w:p>
+        </w:tc>
+        <w:tc>
+          <w:tcPr>
+            <w:tcW w:w="2552" w:type="dxa"/>
+          </w:tcPr>
+          <w:p>
+            <w:pPr>
+              <w:jc w:val="both"/>
+              <w:rPr>
+                <w:sz w:val="20"/>
+                <w:szCs w:val="20"/>
+              </w:rPr>
+            </w:pPr>
+          </w:p>
+        </w:tc>
+        <w:tc>
+          <w:tcPr>
+            <w:tcW w:w="7938" w:type="dxa"/>
+          </w:tcPr>
+          <w:p>
+            <w:pPr>
+              <w:jc w:val="both"/>
+              <w:rPr>
+                <w:sz w:val="20"/>
+                <w:szCs w:val="20"/>
+              </w:rPr>
+            </w:pPr>
+          </w:p>
+        </w:tc>
+      </w:tr>
+      <w:tr>
+        <w:tc>
+          <w:tcPr>
+            <w:tcW w:w="567" w:type="dxa"/>
+          </w:tcPr>
+          <w:p>
+            <w:pPr>
+              <w:pStyle w:val="PargrafodaLista"/>
+              <w:ind w:left="0"/>
+              <w:rPr>
+                <w:sz w:val="20"/>
+                <w:szCs w:val="20"/>
+              </w:rPr>
+            </w:pPr>
+            <w:r>
+              <w:rPr>
+                <w:sz w:val="20"/>
+                <w:szCs w:val="20"/>
+              </w:rPr>
+              <w:t>23</w:t>
+            </w:r>
+          </w:p>
+        </w:tc>
+        <w:tc>
+          <w:tcPr>
+            <w:tcW w:w="2552" w:type="dxa"/>
+          </w:tcPr>
+          <w:p>
+            <w:pPr>
+              <w:jc w:val="both"/>
+              <w:rPr>
+                <w:sz w:val="20"/>
+                <w:szCs w:val="20"/>
+              </w:rPr>
+            </w:pPr>
+          </w:p>
+        </w:tc>
+        <w:tc>
+          <w:tcPr>
+            <w:tcW w:w="7938" w:type="dxa"/>
+          </w:tcPr>
+          <w:p>
+            <w:pPr>
+              <w:jc w:val="both"/>
+              <w:rPr>
+                <w:sz w:val="20"/>
+                <w:szCs w:val="20"/>
+              </w:rPr>
+            </w:pPr>
+          </w:p>
+        </w:tc>
+      </w:tr>
+      <w:tr>
+        <w:tc>
+          <w:tcPr>
+            <w:tcW w:w="567" w:type="dxa"/>
+          </w:tcPr>
+          <w:p>
+            <w:pPr>
+              <w:pStyle w:val="PargrafodaLista"/>
+              <w:ind w:left="0"/>
+              <w:rPr>
+                <w:sz w:val="20"/>
+                <w:szCs w:val="20"/>
+              </w:rPr>
+            </w:pPr>
+            <w:r>
+              <w:rPr>
+                <w:sz w:val="20"/>
+                <w:szCs w:val="20"/>
+              </w:rPr>
+              <w:t>24</w:t>
+            </w:r>
+          </w:p>
+        </w:tc>
+        <w:tc>
+          <w:tcPr>
+            <w:tcW w:w="2552" w:type="dxa"/>
+          </w:tcPr>
+          <w:p>
+            <w:pPr>
+              <w:jc w:val="both"/>
+              <w:rPr>
+                <w:sz w:val="20"/>
+                <w:szCs w:val="20"/>
+              </w:rPr>
+            </w:pPr>
+          </w:p>
+        </w:tc>
+        <w:tc>
+          <w:tcPr>
+            <w:tcW w:w="7938" w:type="dxa"/>
+          </w:tcPr>
+          <w:p>
+            <w:pPr>
+              <w:jc w:val="both"/>
+              <w:rPr>
+                <w:sz w:val="20"/>
+                <w:szCs w:val="20"/>
+              </w:rPr>
+            </w:pPr>
+          </w:p>
+        </w:tc>
+      </w:tr>
+      <w:tr>
+        <w:tc>
+          <w:tcPr>
+            <w:tcW w:w="567" w:type="dxa"/>
+          </w:tcPr>
+          <w:p>
+            <w:pPr>
+              <w:pStyle w:val="PargrafodaLista"/>
+              <w:ind w:left="0"/>
+              <w:rPr>
+                <w:sz w:val="20"/>
+                <w:szCs w:val="20"/>
+              </w:rPr>
+            </w:pPr>
+            <w:r>
+              <w:rPr>
+                <w:sz w:val="20"/>
+                <w:szCs w:val="20"/>
+              </w:rPr>
+              <w:t>25</w:t>
+            </w:r>
+          </w:p>
+        </w:tc>
+        <w:tc>
+          <w:tcPr>
+            <w:tcW w:w="2552" w:type="dxa"/>
+          </w:tcPr>
+          <w:p>
+            <w:pPr>
+              <w:jc w:val="both"/>
+              <w:rPr>
+                <w:sz w:val="20"/>
+                <w:szCs w:val="20"/>
+              </w:rPr>
+            </w:pPr>
+          </w:p>
+        </w:tc>
+        <w:tc>
+          <w:tcPr>
+            <w:tcW w:w="7938" w:type="dxa"/>
+          </w:tcPr>
+          <w:p>
+            <w:pPr>
+              <w:jc w:val="both"/>
+              <w:rPr>
+                <w:sz w:val="20"/>
+                <w:szCs w:val="20"/>
+              </w:rPr>
+            </w:pPr>
+          </w:p>
+        </w:tc>
+      </w:tr>
+      <w:tr>
+        <w:tc>
+          <w:tcPr>
+            <w:tcW w:w="567" w:type="dxa"/>
+          </w:tcPr>
+          <w:p>
+            <w:pPr>
+              <w:pStyle w:val="PargrafodaLista"/>
+              <w:ind w:left="0"/>
+              <w:rPr>
+                <w:sz w:val="20"/>
+                <w:szCs w:val="20"/>
+              </w:rPr>
+            </w:pPr>
+            <w:r>
+              <w:rPr>
+                <w:sz w:val="20"/>
+                <w:szCs w:val="20"/>
+              </w:rPr>
+              <w:t>26</w:t>
+            </w:r>
+          </w:p>
+        </w:tc>
+        <w:tc>
+          <w:tcPr>
+            <w:tcW w:w="2552" w:type="dxa"/>
+          </w:tcPr>
+          <w:p>
+            <w:pPr>
+              <w:jc w:val="both"/>
+              <w:rPr>
+                <w:sz w:val="20"/>
+                <w:szCs w:val="20"/>
+              </w:rPr>
+            </w:pPr>
+          </w:p>
+        </w:tc>
+        <w:tc>
+          <w:tcPr>
+            <w:tcW w:w="7938" w:type="dxa"/>
+          </w:tcPr>
+          <w:p>
+            <w:pPr>
+              <w:jc w:val="both"/>
+              <w:rPr>
+                <w:sz w:val="20"/>
+                <w:szCs w:val="20"/>
+              </w:rPr>
+            </w:pPr>
+          </w:p>
+        </w:tc>
+      </w:tr>
+      <w:tr>
+        <w:tc>
+          <w:tcPr>
+            <w:tcW w:w="567" w:type="dxa"/>
+          </w:tcPr>
+          <w:p>
+            <w:pPr>
+              <w:pStyle w:val="PargrafodaLista"/>
+              <w:ind w:left="0"/>
+              <w:rPr>
+                <w:sz w:val="20"/>
+                <w:szCs w:val="20"/>
+              </w:rPr>
+            </w:pPr>
+            <w:r>
+              <w:rPr>
+                <w:sz w:val="20"/>
+                <w:szCs w:val="20"/>
+              </w:rPr>
+              <w:t>27</w:t>
+            </w:r>
+          </w:p>
+        </w:tc>
+        <w:tc>
+          <w:tcPr>
+            <w:tcW w:w="2552" w:type="dxa"/>
+          </w:tcPr>
+          <w:p>
+            <w:pPr>
+              <w:jc w:val="both"/>
+              <w:rPr>
+                <w:sz w:val="20"/>
+                <w:szCs w:val="20"/>
+              </w:rPr>
+            </w:pPr>
+          </w:p>
+        </w:tc>
+        <w:tc>
+          <w:tcPr>
+            <w:tcW w:w="7938" w:type="dxa"/>
+          </w:tcPr>
+          <w:p>
+            <w:pPr>
+              <w:jc w:val="both"/>
+              <w:rPr>
+                <w:sz w:val="20"/>
+                <w:szCs w:val="20"/>
+              </w:rPr>
+            </w:pPr>
+          </w:p>
+        </w:tc>
+      </w:tr>
+      <w:tr>
+        <w:tc>
+          <w:tcPr>
+            <w:tcW w:w="567" w:type="dxa"/>
+          </w:tcPr>
+          <w:p>
+            <w:pPr>
+              <w:pStyle w:val="PargrafodaLista"/>
+              <w:ind w:left="0"/>
+              <w:rPr>
+                <w:sz w:val="20"/>
+                <w:szCs w:val="20"/>
+              </w:rPr>
+            </w:pPr>
+            <w:r>
+              <w:rPr>
+                <w:sz w:val="20"/>
+                <w:szCs w:val="20"/>
+              </w:rPr>
+              <w:t>28</w:t>
+            </w:r>
+          </w:p>
+        </w:tc>
+        <w:tc>
+          <w:tcPr>
+            <w:tcW w:w="2552" w:type="dxa"/>
+          </w:tcPr>
+          <w:p>
+            <w:pPr>
+              <w:jc w:val="both"/>
+              <w:rPr>
+                <w:sz w:val="20"/>
+                <w:szCs w:val="20"/>
+              </w:rPr>
+            </w:pPr>
+          </w:p>
+        </w:tc>
+        <w:tc>
+          <w:tcPr>
+            <w:tcW w:w="7938" w:type="dxa"/>
+          </w:tcPr>
+          <w:p>
+            <w:pPr>
+              <w:jc w:val="both"/>
+              <w:rPr>
+                <w:sz w:val="20"/>
+                <w:szCs w:val="20"/>
+              </w:rPr>
+            </w:pPr>
+          </w:p>
+        </w:tc>
+      </w:tr>
+      <w:tr>
+        <w:tc>
+          <w:tcPr>
+            <w:tcW w:w="567" w:type="dxa"/>
+          </w:tcPr>
+          <w:p>
+            <w:pPr>
+              <w:pStyle w:val="PargrafodaLista"/>
+              <w:ind w:left="0"/>
+              <w:rPr>
+                <w:sz w:val="20"/>
+                <w:szCs w:val="20"/>
+              </w:rPr>
+            </w:pPr>
+            <w:r>
+              <w:rPr>
+                <w:sz w:val="20"/>
+                <w:szCs w:val="20"/>
+              </w:rPr>
+              <w:t>29</w:t>
+            </w:r>
+          </w:p>
+        </w:tc>
+        <w:tc>
+          <w:tcPr>
+            <w:tcW w:w="2552" w:type="dxa"/>
+          </w:tcPr>
+          <w:p>
+            <w:pPr>
+              <w:jc w:val="both"/>
+              <w:rPr>
+                <w:sz w:val="20"/>
+                <w:szCs w:val="20"/>
+              </w:rPr>
+            </w:pPr>
+          </w:p>
+        </w:tc>
+        <w:tc>
+          <w:tcPr>
+            <w:tcW w:w="7938" w:type="dxa"/>
+          </w:tcPr>
+          <w:p>
+            <w:pPr>
+              <w:jc w:val="both"/>
+              <w:rPr>
+                <w:sz w:val="20"/>
+                <w:szCs w:val="20"/>
+              </w:rPr>
+            </w:pPr>
+          </w:p>
+        </w:tc>
+      </w:tr>
+      <w:tr>
+        <w:tc>
+          <w:tcPr>
+            <w:tcW w:w="567" w:type="dxa"/>
+          </w:tcPr>
+          <w:p>
+            <w:pPr>
+              <w:pStyle w:val="PargrafodaLista"/>
+              <w:ind w:left="0"/>
+              <w:rPr>
+                <w:sz w:val="20"/>
+                <w:szCs w:val="20"/>
+              </w:rPr>
+            </w:pPr>
+            <w:r>
+              <w:rPr>
+                <w:sz w:val="20"/>
+                <w:szCs w:val="20"/>
+              </w:rPr>
+              <w:t>30</w:t>
+            </w:r>
+          </w:p>
+        </w:tc>
+        <w:tc>
+          <w:tcPr>
+            <w:tcW w:w="2552" w:type="dxa"/>
+          </w:tcPr>
+          <w:p>
+            <w:pPr>
+              <w:jc w:val="both"/>
+              <w:rPr>
+                <w:sz w:val="20"/>
+                <w:szCs w:val="20"/>
+              </w:rPr>
+            </w:pPr>
+          </w:p>
+        </w:tc>
+        <w:tc>
+          <w:tcPr>
+            <w:tcW w:w="7938" w:type="dxa"/>
+          </w:tcPr>
+          <w:p>
+            <w:pPr>
+              <w:jc w:val="both"/>
+              <w:rPr>
+                <w:sz w:val="20"/>
+                <w:szCs w:val="20"/>
+              </w:rPr>
+            </w:pPr>
           </w:p>
         </w:tc>
       </w:tr>
@@ -3237,7 +4206,7 @@
                 <w:szCs w:val="20"/>
               </w:rPr>
             </w:pPr>
-            <w:hyperlink r:id="rId47" w:history="1">
+            <w:hyperlink r:id="rId53" w:history="1">
               <w:r>
                 <w:rPr>
                   <w:rStyle w:val="Hyperlink"/>
@@ -3385,7 +4354,7 @@
             <w:tcW w:w="1090" w:type="pct"/>
           </w:tcPr>
           <w:p>
-            <w:hyperlink r:id="rId48" w:history="1">
+            <w:hyperlink r:id="rId54" w:history="1">
               <w:r>
                 <w:rPr>
                   <w:rStyle w:val="Hyperlink"/>
@@ -4243,6 +5212,7 @@
   <w:style w:type="character" w:default="1" w:styleId="Fontepargpadro">
     <w:name w:val="Default Paragraph Font"/>
     <w:uiPriority w:val="1"/>
+    <w:semiHidden/>
     <w:unhideWhenUsed/>
   </w:style>
   <w:style w:type="table" w:default="1" w:styleId="Tabelanormal">
